--- a/-foundations-data-data-everywhere/-.SQL.docx
+++ b/-foundations-data-data-everywhere/-.SQL.docx
@@ -5,15 +5,22 @@
     <w:p>
       <w:pPr>
         <w:pStyle w:val="Heading1"/>
-      </w:pPr>
-      <w:r>
-        <w:t xml:space="preserve">SQL </w:t>
-      </w:r>
-      <w:proofErr w:type="spellStart"/>
-      <w:r>
-        <w:t>codes</w:t>
-      </w:r>
-      <w:proofErr w:type="spellEnd"/>
+        <w:rPr>
+          <w:lang w:val="en-US"/>
+        </w:rPr>
+      </w:pPr>
+      <w:r>
+        <w:rPr>
+          <w:lang w:val="en-US"/>
+        </w:rPr>
+        <w:t>SQL codes</w:t>
+      </w:r>
+      <w:r>
+        <w:rPr>
+          <w:lang w:val="en-US"/>
+        </w:rPr>
+        <w:t xml:space="preserve"> and theory.</w:t>
+      </w:r>
     </w:p>
     <w:p>
       <w:pPr>
@@ -63,6 +70,7 @@
     <w:p>
       <w:pPr>
         <w:pStyle w:val="Heading2"/>
+        <w:spacing w:before="240" w:after="240"/>
         <w:rPr>
           <w:lang w:val="en-US"/>
         </w:rPr>
@@ -77,29 +85,8 @@
         <w:rPr>
           <w:lang w:val="en-US"/>
         </w:rPr>
-        <w:t xml:space="preserve">a platform like </w:t>
-      </w:r>
-      <w:proofErr w:type="spellStart"/>
-      <w:r>
-        <w:rPr>
-          <w:lang w:val="en-US"/>
-        </w:rPr>
-        <w:t>BigQuery</w:t>
-      </w:r>
-      <w:proofErr w:type="spellEnd"/>
-      <w:r>
-        <w:rPr>
-          <w:lang w:val="en-US"/>
-        </w:rPr>
-        <w:t>:</w:t>
-      </w:r>
-    </w:p>
-    <w:p>
-      <w:pPr>
-        <w:rPr>
-          <w:lang w:val="en-US"/>
-        </w:rPr>
-      </w:pPr>
+        <w:t>a platform like BigQuery:</w:t>
+      </w:r>
     </w:p>
     <w:p>
       <w:pPr>
@@ -125,18 +112,8 @@
           <w:color w:val="D4D4D4"/>
           <w:lang w:val="en-US" w:eastAsia="pt-BR"/>
         </w:rPr>
-        <w:t> </w:t>
-      </w:r>
-      <w:proofErr w:type="spellStart"/>
-      <w:r>
-        <w:rPr>
-          <w:rFonts w:ascii="Consolas" w:eastAsia="Times New Roman" w:hAnsi="Consolas" w:cs="Times New Roman"/>
-          <w:color w:val="D4D4D4"/>
-          <w:lang w:val="en-US" w:eastAsia="pt-BR"/>
-        </w:rPr>
-        <w:t>first_name</w:t>
-      </w:r>
-      <w:proofErr w:type="spellEnd"/>
+        <w:t> first_name</w:t>
+      </w:r>
     </w:p>
     <w:p>
       <w:pPr>
@@ -162,16 +139,7 @@
           <w:color w:val="D4D4D4"/>
           <w:lang w:val="en-US" w:eastAsia="pt-BR"/>
         </w:rPr>
-        <w:t> </w:t>
-      </w:r>
-      <w:proofErr w:type="spellStart"/>
-      <w:r>
-        <w:rPr>
-          <w:rFonts w:ascii="Consolas" w:eastAsia="Times New Roman" w:hAnsi="Consolas" w:cs="Times New Roman"/>
-          <w:color w:val="D4D4D4"/>
-          <w:lang w:val="en-US" w:eastAsia="pt-BR"/>
-        </w:rPr>
-        <w:t>customer_</w:t>
+        <w:t> customer_</w:t>
       </w:r>
       <w:proofErr w:type="gramStart"/>
       <w:r>
@@ -207,7 +175,6 @@
         </w:rPr>
         <w:t>_name</w:t>
       </w:r>
-      <w:proofErr w:type="spellEnd"/>
     </w:p>
     <w:p>
       <w:pPr>
@@ -233,42 +200,24 @@
           <w:color w:val="D4D4D4"/>
           <w:lang w:val="en-US" w:eastAsia="pt-BR"/>
         </w:rPr>
+        <w:t> first_name </w:t>
+      </w:r>
+      <w:r>
+        <w:rPr>
+          <w:rFonts w:ascii="Consolas" w:eastAsia="Times New Roman" w:hAnsi="Consolas" w:cs="Times New Roman"/>
+          <w:color w:val="778899"/>
+          <w:lang w:val="en-US" w:eastAsia="pt-BR"/>
+        </w:rPr>
+        <w:t>=</w:t>
+      </w:r>
+      <w:r>
+        <w:rPr>
+          <w:rFonts w:ascii="Consolas" w:eastAsia="Times New Roman" w:hAnsi="Consolas" w:cs="Times New Roman"/>
+          <w:color w:val="D4D4D4"/>
+          <w:lang w:val="en-US" w:eastAsia="pt-BR"/>
+        </w:rPr>
         <w:t> </w:t>
       </w:r>
-      <w:proofErr w:type="spellStart"/>
-      <w:r>
-        <w:rPr>
-          <w:rFonts w:ascii="Consolas" w:eastAsia="Times New Roman" w:hAnsi="Consolas" w:cs="Times New Roman"/>
-          <w:color w:val="D4D4D4"/>
-          <w:lang w:val="en-US" w:eastAsia="pt-BR"/>
-        </w:rPr>
-        <w:t>first_name</w:t>
-      </w:r>
-      <w:proofErr w:type="spellEnd"/>
-      <w:r>
-        <w:rPr>
-          <w:rFonts w:ascii="Consolas" w:eastAsia="Times New Roman" w:hAnsi="Consolas" w:cs="Times New Roman"/>
-          <w:color w:val="D4D4D4"/>
-          <w:lang w:val="en-US" w:eastAsia="pt-BR"/>
-        </w:rPr>
-        <w:t> </w:t>
-      </w:r>
-      <w:r>
-        <w:rPr>
-          <w:rFonts w:ascii="Consolas" w:eastAsia="Times New Roman" w:hAnsi="Consolas" w:cs="Times New Roman"/>
-          <w:color w:val="778899"/>
-          <w:lang w:val="en-US" w:eastAsia="pt-BR"/>
-        </w:rPr>
-        <w:t>=</w:t>
-      </w:r>
-      <w:r>
-        <w:rPr>
-          <w:rFonts w:ascii="Consolas" w:eastAsia="Times New Roman" w:hAnsi="Consolas" w:cs="Times New Roman"/>
-          <w:color w:val="D4D4D4"/>
-          <w:lang w:val="en-US" w:eastAsia="pt-BR"/>
-        </w:rPr>
-        <w:t> </w:t>
-      </w:r>
       <w:r>
         <w:rPr>
           <w:rFonts w:ascii="Consolas" w:eastAsia="Times New Roman" w:hAnsi="Consolas" w:cs="Times New Roman"/>
@@ -293,14 +242,8 @@
     </w:p>
     <w:p>
       <w:pPr>
-        <w:rPr>
-          <w:lang w:val="en-US"/>
-        </w:rPr>
-      </w:pPr>
-    </w:p>
-    <w:p>
-      <w:pPr>
         <w:pStyle w:val="Heading2"/>
+        <w:spacing w:before="240" w:after="120"/>
         <w:rPr>
           <w:lang w:val="en-US"/>
         </w:rPr>
@@ -314,6 +257,7 @@
     </w:p>
     <w:p>
       <w:pPr>
+        <w:spacing w:after="240"/>
         <w:rPr>
           <w:lang w:val="en-US"/>
         </w:rPr>
@@ -374,18 +318,8 @@
           <w:color w:val="D4D4D4"/>
           <w:lang w:val="en-US" w:eastAsia="pt-BR"/>
         </w:rPr>
-        <w:t>    </w:t>
-      </w:r>
-      <w:proofErr w:type="spellStart"/>
-      <w:r>
-        <w:rPr>
-          <w:rFonts w:ascii="Consolas" w:eastAsia="Times New Roman" w:hAnsi="Consolas" w:cs="Times New Roman"/>
-          <w:color w:val="D4D4D4"/>
-          <w:lang w:val="en-US" w:eastAsia="pt-BR"/>
-        </w:rPr>
-        <w:t>customer_id</w:t>
-      </w:r>
-      <w:proofErr w:type="spellEnd"/>
+        <w:t>    customer_id</w:t>
+      </w:r>
       <w:r>
         <w:rPr>
           <w:rFonts w:ascii="Consolas" w:eastAsia="Times New Roman" w:hAnsi="Consolas" w:cs="Times New Roman"/>
@@ -411,18 +345,8 @@
           <w:color w:val="D4D4D4"/>
           <w:lang w:val="en-US" w:eastAsia="pt-BR"/>
         </w:rPr>
-        <w:t>    </w:t>
-      </w:r>
-      <w:proofErr w:type="spellStart"/>
-      <w:r>
-        <w:rPr>
-          <w:rFonts w:ascii="Consolas" w:eastAsia="Times New Roman" w:hAnsi="Consolas" w:cs="Times New Roman"/>
-          <w:color w:val="D4D4D4"/>
-          <w:lang w:val="en-US" w:eastAsia="pt-BR"/>
-        </w:rPr>
-        <w:t>first_name</w:t>
-      </w:r>
-      <w:proofErr w:type="spellEnd"/>
+        <w:t>    first_name</w:t>
+      </w:r>
       <w:r>
         <w:rPr>
           <w:rFonts w:ascii="Consolas" w:eastAsia="Times New Roman" w:hAnsi="Consolas" w:cs="Times New Roman"/>
@@ -448,18 +372,8 @@
           <w:color w:val="D4D4D4"/>
           <w:lang w:val="en-US" w:eastAsia="pt-BR"/>
         </w:rPr>
-        <w:t>    </w:t>
-      </w:r>
-      <w:proofErr w:type="spellStart"/>
-      <w:r>
-        <w:rPr>
-          <w:rFonts w:ascii="Consolas" w:eastAsia="Times New Roman" w:hAnsi="Consolas" w:cs="Times New Roman"/>
-          <w:color w:val="D4D4D4"/>
-          <w:lang w:val="en-US" w:eastAsia="pt-BR"/>
-        </w:rPr>
-        <w:t>last_name</w:t>
-      </w:r>
-      <w:proofErr w:type="spellEnd"/>
+        <w:t>    last_name</w:t>
+      </w:r>
     </w:p>
     <w:p>
       <w:pPr>
@@ -496,16 +410,7 @@
           <w:color w:val="D4D4D4"/>
           <w:lang w:val="en-US" w:eastAsia="pt-BR"/>
         </w:rPr>
-        <w:t>    </w:t>
-      </w:r>
-      <w:proofErr w:type="spellStart"/>
-      <w:r>
-        <w:rPr>
-          <w:rFonts w:ascii="Consolas" w:eastAsia="Times New Roman" w:hAnsi="Consolas" w:cs="Times New Roman"/>
-          <w:color w:val="D4D4D4"/>
-          <w:lang w:val="en-US" w:eastAsia="pt-BR"/>
-        </w:rPr>
-        <w:t>customer_</w:t>
+        <w:t>    customer_</w:t>
       </w:r>
       <w:proofErr w:type="gramStart"/>
       <w:r>
@@ -541,7 +446,6 @@
         </w:rPr>
         <w:t>_name</w:t>
       </w:r>
-      <w:proofErr w:type="spellEnd"/>
     </w:p>
     <w:p>
       <w:pPr>
@@ -550,17 +454,19 @@
         <w:rPr>
           <w:rFonts w:ascii="Consolas" w:eastAsia="Times New Roman" w:hAnsi="Consolas" w:cs="Times New Roman"/>
           <w:color w:val="D4D4D4"/>
-          <w:lang w:eastAsia="pt-BR"/>
-        </w:rPr>
-      </w:pPr>
+          <w:lang w:val="en-US" w:eastAsia="pt-BR"/>
+        </w:rPr>
+      </w:pPr>
+      <w:proofErr w:type="gramStart"/>
       <w:r>
         <w:rPr>
           <w:rFonts w:ascii="Consolas" w:eastAsia="Times New Roman" w:hAnsi="Consolas" w:cs="Times New Roman"/>
           <w:color w:val="569CD6"/>
-          <w:lang w:eastAsia="pt-BR"/>
+          <w:lang w:val="en-US" w:eastAsia="pt-BR"/>
         </w:rPr>
         <w:t>WHERE</w:t>
       </w:r>
+      <w:proofErr w:type="gramEnd"/>
     </w:p>
     <w:p>
       <w:pPr>
@@ -569,93 +475,55 @@
         <w:rPr>
           <w:rFonts w:ascii="Consolas" w:eastAsia="Times New Roman" w:hAnsi="Consolas" w:cs="Times New Roman"/>
           <w:color w:val="D4D4D4"/>
-          <w:lang w:eastAsia="pt-BR"/>
-        </w:rPr>
-      </w:pPr>
-      <w:r>
-        <w:rPr>
-          <w:rFonts w:ascii="Consolas" w:eastAsia="Times New Roman" w:hAnsi="Consolas" w:cs="Times New Roman"/>
-          <w:color w:val="D4D4D4"/>
-          <w:lang w:eastAsia="pt-BR"/>
-        </w:rPr>
-        <w:t>    </w:t>
-      </w:r>
-      <w:proofErr w:type="spellStart"/>
-      <w:r>
-        <w:rPr>
-          <w:rFonts w:ascii="Consolas" w:eastAsia="Times New Roman" w:hAnsi="Consolas" w:cs="Times New Roman"/>
-          <w:color w:val="D4D4D4"/>
-          <w:lang w:eastAsia="pt-BR"/>
-        </w:rPr>
-        <w:t>first_name</w:t>
-      </w:r>
-      <w:proofErr w:type="spellEnd"/>
-      <w:r>
-        <w:rPr>
-          <w:rFonts w:ascii="Consolas" w:eastAsia="Times New Roman" w:hAnsi="Consolas" w:cs="Times New Roman"/>
-          <w:color w:val="D4D4D4"/>
-          <w:lang w:eastAsia="pt-BR"/>
+          <w:lang w:val="en-US" w:eastAsia="pt-BR"/>
+        </w:rPr>
+      </w:pPr>
+      <w:r>
+        <w:rPr>
+          <w:rFonts w:ascii="Consolas" w:eastAsia="Times New Roman" w:hAnsi="Consolas" w:cs="Times New Roman"/>
+          <w:color w:val="D4D4D4"/>
+          <w:lang w:val="en-US" w:eastAsia="pt-BR"/>
+        </w:rPr>
+        <w:t>    first_name </w:t>
+      </w:r>
+      <w:r>
+        <w:rPr>
+          <w:rFonts w:ascii="Consolas" w:eastAsia="Times New Roman" w:hAnsi="Consolas" w:cs="Times New Roman"/>
+          <w:color w:val="778899"/>
+          <w:lang w:val="en-US" w:eastAsia="pt-BR"/>
+        </w:rPr>
+        <w:t>=</w:t>
+      </w:r>
+      <w:r>
+        <w:rPr>
+          <w:rFonts w:ascii="Consolas" w:eastAsia="Times New Roman" w:hAnsi="Consolas" w:cs="Times New Roman"/>
+          <w:color w:val="D4D4D4"/>
+          <w:lang w:val="en-US" w:eastAsia="pt-BR"/>
         </w:rPr>
         <w:t> </w:t>
       </w:r>
       <w:r>
         <w:rPr>
           <w:rFonts w:ascii="Consolas" w:eastAsia="Times New Roman" w:hAnsi="Consolas" w:cs="Times New Roman"/>
-          <w:color w:val="778899"/>
-          <w:lang w:eastAsia="pt-BR"/>
-        </w:rPr>
-        <w:t>=</w:t>
-      </w:r>
-      <w:r>
-        <w:rPr>
-          <w:rFonts w:ascii="Consolas" w:eastAsia="Times New Roman" w:hAnsi="Consolas" w:cs="Times New Roman"/>
-          <w:color w:val="D4D4D4"/>
-          <w:lang w:eastAsia="pt-BR"/>
-        </w:rPr>
-        <w:t> </w:t>
-      </w:r>
-      <w:r>
-        <w:rPr>
-          <w:rFonts w:ascii="Consolas" w:eastAsia="Times New Roman" w:hAnsi="Consolas" w:cs="Times New Roman"/>
           <w:color w:val="FF6B6B"/>
-          <w:lang w:eastAsia="pt-BR"/>
+          <w:lang w:val="en-US" w:eastAsia="pt-BR"/>
         </w:rPr>
         <w:t>'Tony'</w:t>
       </w:r>
     </w:p>
     <w:p>
       <w:pPr>
-        <w:rPr>
-          <w:lang w:val="en-US"/>
-        </w:rPr>
-      </w:pPr>
-    </w:p>
-    <w:p>
-      <w:pPr>
         <w:pStyle w:val="Heading2"/>
-        <w:rPr>
-          <w:lang w:val="en-US"/>
-        </w:rPr>
-      </w:pPr>
-      <w:r>
-        <w:rPr>
-          <w:lang w:val="en-US"/>
-        </w:rPr>
-        <w:t xml:space="preserve">Here is a </w:t>
-      </w:r>
-      <w:proofErr w:type="spellStart"/>
-      <w:r>
-        <w:rPr>
-          <w:lang w:val="en-US"/>
-        </w:rPr>
-        <w:t>BigQuery</w:t>
-      </w:r>
-      <w:proofErr w:type="spellEnd"/>
-      <w:r>
-        <w:rPr>
-          <w:lang w:val="en-US"/>
-        </w:rPr>
-        <w:t xml:space="preserve"> example with multiple fields used in a </w:t>
+        <w:spacing w:before="240" w:after="240"/>
+        <w:rPr>
+          <w:lang w:val="en-US"/>
+        </w:rPr>
+      </w:pPr>
+      <w:r>
+        <w:rPr>
+          <w:lang w:val="en-US"/>
+        </w:rPr>
+        <w:t xml:space="preserve">Here is a BigQuery example with multiple fields used in a </w:t>
       </w:r>
       <w:r>
         <w:rPr>
@@ -674,13 +542,6 @@
     </w:p>
     <w:p>
       <w:pPr>
-        <w:rPr>
-          <w:lang w:val="en-US"/>
-        </w:rPr>
-      </w:pPr>
-    </w:p>
-    <w:p>
-      <w:pPr>
         <w:shd w:val="clear" w:color="auto" w:fill="1E1E1E"/>
         <w:spacing w:after="0" w:line="285" w:lineRule="atLeast"/>
         <w:rPr>
@@ -714,18 +575,8 @@
           <w:color w:val="D4D4D4"/>
           <w:lang w:val="en-US" w:eastAsia="pt-BR"/>
         </w:rPr>
-        <w:t>    </w:t>
-      </w:r>
-      <w:proofErr w:type="spellStart"/>
-      <w:r>
-        <w:rPr>
-          <w:rFonts w:ascii="Consolas" w:eastAsia="Times New Roman" w:hAnsi="Consolas" w:cs="Times New Roman"/>
-          <w:color w:val="D4D4D4"/>
-          <w:lang w:val="en-US" w:eastAsia="pt-BR"/>
-        </w:rPr>
-        <w:t>customer_id</w:t>
-      </w:r>
-      <w:proofErr w:type="spellEnd"/>
+        <w:t>    customer_id</w:t>
+      </w:r>
       <w:r>
         <w:rPr>
           <w:rFonts w:ascii="Consolas" w:eastAsia="Times New Roman" w:hAnsi="Consolas" w:cs="Times New Roman"/>
@@ -751,18 +602,8 @@
           <w:color w:val="D4D4D4"/>
           <w:lang w:val="en-US" w:eastAsia="pt-BR"/>
         </w:rPr>
-        <w:t>    </w:t>
-      </w:r>
-      <w:proofErr w:type="spellStart"/>
-      <w:r>
-        <w:rPr>
-          <w:rFonts w:ascii="Consolas" w:eastAsia="Times New Roman" w:hAnsi="Consolas" w:cs="Times New Roman"/>
-          <w:color w:val="D4D4D4"/>
-          <w:lang w:val="en-US" w:eastAsia="pt-BR"/>
-        </w:rPr>
-        <w:t>first_name</w:t>
-      </w:r>
-      <w:proofErr w:type="spellEnd"/>
+        <w:t>    first_name</w:t>
+      </w:r>
       <w:r>
         <w:rPr>
           <w:rFonts w:ascii="Consolas" w:eastAsia="Times New Roman" w:hAnsi="Consolas" w:cs="Times New Roman"/>
@@ -788,18 +629,8 @@
           <w:color w:val="D4D4D4"/>
           <w:lang w:val="en-US" w:eastAsia="pt-BR"/>
         </w:rPr>
-        <w:t>    </w:t>
-      </w:r>
-      <w:proofErr w:type="spellStart"/>
-      <w:r>
-        <w:rPr>
-          <w:rFonts w:ascii="Consolas" w:eastAsia="Times New Roman" w:hAnsi="Consolas" w:cs="Times New Roman"/>
-          <w:color w:val="D4D4D4"/>
-          <w:lang w:val="en-US" w:eastAsia="pt-BR"/>
-        </w:rPr>
-        <w:t>last_name</w:t>
-      </w:r>
-      <w:proofErr w:type="spellEnd"/>
+        <w:t>    last_name</w:t>
+      </w:r>
     </w:p>
     <w:p>
       <w:pPr>
@@ -836,16 +667,7 @@
           <w:color w:val="D4D4D4"/>
           <w:lang w:val="en-US" w:eastAsia="pt-BR"/>
         </w:rPr>
-        <w:t>    </w:t>
-      </w:r>
-      <w:proofErr w:type="spellStart"/>
-      <w:r>
-        <w:rPr>
-          <w:rFonts w:ascii="Consolas" w:eastAsia="Times New Roman" w:hAnsi="Consolas" w:cs="Times New Roman"/>
-          <w:color w:val="D4D4D4"/>
-          <w:lang w:val="en-US" w:eastAsia="pt-BR"/>
-        </w:rPr>
-        <w:t>customer_</w:t>
+        <w:t>    customer_</w:t>
       </w:r>
       <w:proofErr w:type="gramStart"/>
       <w:r>
@@ -881,7 +703,6 @@
         </w:rPr>
         <w:t>_name</w:t>
       </w:r>
-      <w:proofErr w:type="spellEnd"/>
     </w:p>
     <w:p>
       <w:pPr>
@@ -920,25 +741,7 @@
           <w:color w:val="D4D4D4"/>
           <w:lang w:val="en-US" w:eastAsia="pt-BR"/>
         </w:rPr>
-        <w:t>    </w:t>
-      </w:r>
-      <w:proofErr w:type="spellStart"/>
-      <w:r>
-        <w:rPr>
-          <w:rFonts w:ascii="Consolas" w:eastAsia="Times New Roman" w:hAnsi="Consolas" w:cs="Times New Roman"/>
-          <w:color w:val="D4D4D4"/>
-          <w:lang w:val="en-US" w:eastAsia="pt-BR"/>
-        </w:rPr>
-        <w:t>customer_id</w:t>
-      </w:r>
-      <w:proofErr w:type="spellEnd"/>
-      <w:r>
-        <w:rPr>
-          <w:rFonts w:ascii="Consolas" w:eastAsia="Times New Roman" w:hAnsi="Consolas" w:cs="Times New Roman"/>
-          <w:color w:val="D4D4D4"/>
-          <w:lang w:val="en-US" w:eastAsia="pt-BR"/>
-        </w:rPr>
-        <w:t> </w:t>
+        <w:t>    customer_id </w:t>
       </w:r>
       <w:r>
         <w:rPr>
@@ -997,25 +800,7 @@
           <w:color w:val="D4D4D4"/>
           <w:lang w:val="en-US" w:eastAsia="pt-BR"/>
         </w:rPr>
-        <w:t> </w:t>
-      </w:r>
-      <w:proofErr w:type="spellStart"/>
-      <w:r>
-        <w:rPr>
-          <w:rFonts w:ascii="Consolas" w:eastAsia="Times New Roman" w:hAnsi="Consolas" w:cs="Times New Roman"/>
-          <w:color w:val="D4D4D4"/>
-          <w:lang w:val="en-US" w:eastAsia="pt-BR"/>
-        </w:rPr>
-        <w:t>first_name</w:t>
-      </w:r>
-      <w:proofErr w:type="spellEnd"/>
-      <w:r>
-        <w:rPr>
-          <w:rFonts w:ascii="Consolas" w:eastAsia="Times New Roman" w:hAnsi="Consolas" w:cs="Times New Roman"/>
-          <w:color w:val="D4D4D4"/>
-          <w:lang w:val="en-US" w:eastAsia="pt-BR"/>
-        </w:rPr>
-        <w:t> </w:t>
+        <w:t> first_name </w:t>
       </w:r>
       <w:r>
         <w:rPr>
@@ -1049,7 +834,7 @@
         <w:rPr>
           <w:rFonts w:ascii="Consolas" w:eastAsia="Times New Roman" w:hAnsi="Consolas" w:cs="Times New Roman"/>
           <w:color w:val="D4D4D4"/>
-          <w:lang w:eastAsia="pt-BR"/>
+          <w:lang w:val="en-US" w:eastAsia="pt-BR"/>
         </w:rPr>
       </w:pPr>
       <w:r>
@@ -1064,7 +849,7 @@
         <w:rPr>
           <w:rFonts w:ascii="Consolas" w:eastAsia="Times New Roman" w:hAnsi="Consolas" w:cs="Times New Roman"/>
           <w:color w:val="778899"/>
-          <w:lang w:eastAsia="pt-BR"/>
+          <w:lang w:val="en-US" w:eastAsia="pt-BR"/>
         </w:rPr>
         <w:t>AND</w:t>
       </w:r>
@@ -1072,33 +857,838 @@
         <w:rPr>
           <w:rFonts w:ascii="Consolas" w:eastAsia="Times New Roman" w:hAnsi="Consolas" w:cs="Times New Roman"/>
           <w:color w:val="D4D4D4"/>
-          <w:lang w:eastAsia="pt-BR"/>
+          <w:lang w:val="en-US" w:eastAsia="pt-BR"/>
+        </w:rPr>
+        <w:t> last_name </w:t>
+      </w:r>
+      <w:r>
+        <w:rPr>
+          <w:rFonts w:ascii="Consolas" w:eastAsia="Times New Roman" w:hAnsi="Consolas" w:cs="Times New Roman"/>
+          <w:color w:val="778899"/>
+          <w:lang w:val="en-US" w:eastAsia="pt-BR"/>
+        </w:rPr>
+        <w:t>=</w:t>
+      </w:r>
+      <w:r>
+        <w:rPr>
+          <w:rFonts w:ascii="Consolas" w:eastAsia="Times New Roman" w:hAnsi="Consolas" w:cs="Times New Roman"/>
+          <w:color w:val="D4D4D4"/>
+          <w:lang w:val="en-US" w:eastAsia="pt-BR"/>
         </w:rPr>
         <w:t> </w:t>
       </w:r>
-      <w:proofErr w:type="spellStart"/>
-      <w:r>
-        <w:rPr>
-          <w:rFonts w:ascii="Consolas" w:eastAsia="Times New Roman" w:hAnsi="Consolas" w:cs="Times New Roman"/>
-          <w:color w:val="D4D4D4"/>
-          <w:lang w:eastAsia="pt-BR"/>
-        </w:rPr>
-        <w:t>last_name</w:t>
-      </w:r>
-      <w:proofErr w:type="spellEnd"/>
-      <w:r>
-        <w:rPr>
-          <w:rFonts w:ascii="Consolas" w:eastAsia="Times New Roman" w:hAnsi="Consolas" w:cs="Times New Roman"/>
-          <w:color w:val="D4D4D4"/>
-          <w:lang w:eastAsia="pt-BR"/>
+      <w:r>
+        <w:rPr>
+          <w:rFonts w:ascii="Consolas" w:eastAsia="Times New Roman" w:hAnsi="Consolas" w:cs="Times New Roman"/>
+          <w:color w:val="FF6B6B"/>
+          <w:lang w:val="en-US" w:eastAsia="pt-BR"/>
+        </w:rPr>
+        <w:t>'Magnolia'</w:t>
+      </w:r>
+    </w:p>
+    <w:p>
+      <w:pPr>
+        <w:pStyle w:val="Heading2"/>
+        <w:spacing w:before="240" w:after="240"/>
+        <w:ind w:right="57"/>
+        <w:rPr>
+          <w:sz w:val="26"/>
+          <w:szCs w:val="26"/>
+          <w:lang w:val="en-US"/>
+        </w:rPr>
+      </w:pPr>
+      <w:r>
+        <w:rPr>
+          <w:sz w:val="26"/>
+          <w:szCs w:val="26"/>
+          <w:lang w:val="en-US"/>
+        </w:rPr>
+        <w:t>Some tables aren’t designed with descriptive enough naming conventions.</w:t>
+      </w:r>
+      <w:r>
+        <w:rPr>
+          <w:sz w:val="26"/>
+          <w:szCs w:val="26"/>
+          <w:lang w:val="en-US"/>
+        </w:rPr>
+        <w:t xml:space="preserve"> </w:t>
+      </w:r>
+      <w:r>
+        <w:rPr>
+          <w:sz w:val="26"/>
+          <w:szCs w:val="26"/>
+          <w:lang w:val="en-US"/>
+        </w:rPr>
+        <w:t>In these cases, you can place comments alongside your SQL to help you remember what the name represents.</w:t>
+      </w:r>
+      <w:r>
+        <w:rPr>
+          <w:sz w:val="26"/>
+          <w:szCs w:val="26"/>
+          <w:lang w:val="en-US"/>
+        </w:rPr>
+        <w:t xml:space="preserve"> </w:t>
+      </w:r>
+      <w:r>
+        <w:rPr>
+          <w:sz w:val="26"/>
+          <w:szCs w:val="26"/>
+          <w:lang w:val="en-US"/>
+        </w:rPr>
+        <w:t xml:space="preserve">Comments are text placed between certain characters, </w:t>
+      </w:r>
+      <w:r>
+        <w:rPr>
+          <w:b/>
+          <w:bCs/>
+          <w:sz w:val="26"/>
+          <w:szCs w:val="26"/>
+          <w:lang w:val="en-US"/>
+        </w:rPr>
+        <w:t>/*</w:t>
+      </w:r>
+      <w:r>
+        <w:rPr>
+          <w:sz w:val="26"/>
+          <w:szCs w:val="26"/>
+          <w:lang w:val="en-US"/>
+        </w:rPr>
+        <w:t xml:space="preserve"> and </w:t>
+      </w:r>
+      <w:r>
+        <w:rPr>
+          <w:b/>
+          <w:bCs/>
+          <w:sz w:val="26"/>
+          <w:szCs w:val="26"/>
+          <w:lang w:val="en-US"/>
+        </w:rPr>
+        <w:t>*/</w:t>
+      </w:r>
+      <w:r>
+        <w:rPr>
+          <w:sz w:val="26"/>
+          <w:szCs w:val="26"/>
+          <w:lang w:val="en-US"/>
+        </w:rPr>
+        <w:t xml:space="preserve">, or after two dashes </w:t>
+      </w:r>
+      <w:r>
+        <w:rPr>
+          <w:b/>
+          <w:bCs/>
+          <w:sz w:val="26"/>
+          <w:szCs w:val="26"/>
+          <w:lang w:val="en-US"/>
+        </w:rPr>
+        <w:t xml:space="preserve">-- </w:t>
+      </w:r>
+      <w:r>
+        <w:rPr>
+          <w:sz w:val="26"/>
+          <w:szCs w:val="26"/>
+          <w:lang w:val="en-US"/>
+        </w:rPr>
+        <w:t>(</w:t>
+      </w:r>
+      <w:r>
+        <w:rPr>
+          <w:sz w:val="26"/>
+          <w:szCs w:val="26"/>
+          <w:lang w:val="en-US"/>
+        </w:rPr>
+        <w:t>same way as JS and CSS</w:t>
+      </w:r>
+      <w:r>
+        <w:rPr>
+          <w:sz w:val="26"/>
+          <w:szCs w:val="26"/>
+          <w:lang w:val="en-US"/>
+        </w:rPr>
+        <w:t>)</w:t>
+      </w:r>
+    </w:p>
+    <w:p>
+      <w:pPr>
+        <w:shd w:val="clear" w:color="auto" w:fill="1E1E1E"/>
+        <w:spacing w:after="0" w:line="285" w:lineRule="atLeast"/>
+        <w:rPr>
+          <w:rFonts w:ascii="Consolas" w:eastAsia="Times New Roman" w:hAnsi="Consolas" w:cs="Times New Roman"/>
+          <w:color w:val="D4D4D4"/>
+          <w:lang w:val="en-US" w:eastAsia="pt-BR"/>
+        </w:rPr>
+      </w:pPr>
+      <w:r>
+        <w:rPr>
+          <w:rFonts w:ascii="Consolas" w:eastAsia="Times New Roman" w:hAnsi="Consolas" w:cs="Times New Roman"/>
+          <w:color w:val="608B4E"/>
+          <w:lang w:val="en-US" w:eastAsia="pt-BR"/>
+        </w:rPr>
+        <w:t>-- Pull basic information from the customer table</w:t>
+      </w:r>
+    </w:p>
+    <w:p>
+      <w:pPr>
+        <w:shd w:val="clear" w:color="auto" w:fill="1E1E1E"/>
+        <w:spacing w:after="0" w:line="285" w:lineRule="atLeast"/>
+        <w:rPr>
+          <w:rFonts w:ascii="Consolas" w:eastAsia="Times New Roman" w:hAnsi="Consolas" w:cs="Times New Roman"/>
+          <w:color w:val="D4D4D4"/>
+          <w:lang w:val="en-US" w:eastAsia="pt-BR"/>
+        </w:rPr>
+      </w:pPr>
+      <w:r>
+        <w:rPr>
+          <w:rFonts w:ascii="Consolas" w:eastAsia="Times New Roman" w:hAnsi="Consolas" w:cs="Times New Roman"/>
+          <w:color w:val="569CD6"/>
+          <w:lang w:val="en-US" w:eastAsia="pt-BR"/>
+        </w:rPr>
+        <w:t>SELECT</w:t>
+      </w:r>
+    </w:p>
+    <w:p>
+      <w:pPr>
+        <w:shd w:val="clear" w:color="auto" w:fill="1E1E1E"/>
+        <w:spacing w:after="0" w:line="285" w:lineRule="atLeast"/>
+        <w:rPr>
+          <w:rFonts w:ascii="Consolas" w:eastAsia="Times New Roman" w:hAnsi="Consolas" w:cs="Times New Roman"/>
+          <w:color w:val="D4D4D4"/>
+          <w:lang w:val="en-US" w:eastAsia="pt-BR"/>
+        </w:rPr>
+      </w:pPr>
+      <w:r>
+        <w:rPr>
+          <w:rFonts w:ascii="Consolas" w:eastAsia="Times New Roman" w:hAnsi="Consolas" w:cs="Times New Roman"/>
+          <w:color w:val="D4D4D4"/>
+          <w:lang w:val="en-US" w:eastAsia="pt-BR"/>
+        </w:rPr>
+        <w:t>    customer_id</w:t>
+      </w:r>
+      <w:r>
+        <w:rPr>
+          <w:rFonts w:ascii="Consolas" w:eastAsia="Times New Roman" w:hAnsi="Consolas" w:cs="Times New Roman"/>
+          <w:color w:val="DCDCDC"/>
+          <w:lang w:val="en-US" w:eastAsia="pt-BR"/>
+        </w:rPr>
+        <w:t>,</w:t>
+      </w:r>
+      <w:r>
+        <w:rPr>
+          <w:rFonts w:ascii="Consolas" w:eastAsia="Times New Roman" w:hAnsi="Consolas" w:cs="Times New Roman"/>
+          <w:color w:val="D4D4D4"/>
+          <w:lang w:val="en-US" w:eastAsia="pt-BR"/>
         </w:rPr>
         <w:t> </w:t>
       </w:r>
       <w:r>
         <w:rPr>
           <w:rFonts w:ascii="Consolas" w:eastAsia="Times New Roman" w:hAnsi="Consolas" w:cs="Times New Roman"/>
+          <w:color w:val="608B4E"/>
+          <w:lang w:val="en-US" w:eastAsia="pt-BR"/>
+        </w:rPr>
+        <w:t>--main ID used to join with customer_addresss</w:t>
+      </w:r>
+    </w:p>
+    <w:p>
+      <w:pPr>
+        <w:shd w:val="clear" w:color="auto" w:fill="1E1E1E"/>
+        <w:spacing w:after="0" w:line="285" w:lineRule="atLeast"/>
+        <w:rPr>
+          <w:rFonts w:ascii="Consolas" w:eastAsia="Times New Roman" w:hAnsi="Consolas" w:cs="Times New Roman"/>
+          <w:color w:val="D4D4D4"/>
+          <w:lang w:val="en-US" w:eastAsia="pt-BR"/>
+        </w:rPr>
+      </w:pPr>
+      <w:r>
+        <w:rPr>
+          <w:rFonts w:ascii="Consolas" w:eastAsia="Times New Roman" w:hAnsi="Consolas" w:cs="Times New Roman"/>
+          <w:color w:val="D4D4D4"/>
+          <w:lang w:val="en-US" w:eastAsia="pt-BR"/>
+        </w:rPr>
+        <w:t>    first_name</w:t>
+      </w:r>
+      <w:r>
+        <w:rPr>
+          <w:rFonts w:ascii="Consolas" w:eastAsia="Times New Roman" w:hAnsi="Consolas" w:cs="Times New Roman"/>
+          <w:color w:val="DCDCDC"/>
+          <w:lang w:val="en-US" w:eastAsia="pt-BR"/>
+        </w:rPr>
+        <w:t>,</w:t>
+      </w:r>
+      <w:r>
+        <w:rPr>
+          <w:rFonts w:ascii="Consolas" w:eastAsia="Times New Roman" w:hAnsi="Consolas" w:cs="Times New Roman"/>
+          <w:color w:val="D4D4D4"/>
+          <w:lang w:val="en-US" w:eastAsia="pt-BR"/>
+        </w:rPr>
+        <w:t> </w:t>
+      </w:r>
+      <w:r>
+        <w:rPr>
+          <w:rFonts w:ascii="Consolas" w:eastAsia="Times New Roman" w:hAnsi="Consolas" w:cs="Times New Roman"/>
+          <w:color w:val="608B4E"/>
+          <w:lang w:val="en-US" w:eastAsia="pt-BR"/>
+        </w:rPr>
+        <w:t>--customer's first name from loyalty program</w:t>
+      </w:r>
+    </w:p>
+    <w:p>
+      <w:pPr>
+        <w:shd w:val="clear" w:color="auto" w:fill="1E1E1E"/>
+        <w:spacing w:after="0" w:line="285" w:lineRule="atLeast"/>
+        <w:rPr>
+          <w:rFonts w:ascii="Consolas" w:eastAsia="Times New Roman" w:hAnsi="Consolas" w:cs="Times New Roman"/>
+          <w:color w:val="D4D4D4"/>
+          <w:lang w:val="en-US" w:eastAsia="pt-BR"/>
+        </w:rPr>
+      </w:pPr>
+      <w:r>
+        <w:rPr>
+          <w:rFonts w:ascii="Consolas" w:eastAsia="Times New Roman" w:hAnsi="Consolas" w:cs="Times New Roman"/>
+          <w:color w:val="D4D4D4"/>
+          <w:lang w:val="en-US" w:eastAsia="pt-BR"/>
+        </w:rPr>
+        <w:t>    last_name </w:t>
+      </w:r>
+      <w:r>
+        <w:rPr>
+          <w:rFonts w:ascii="Consolas" w:eastAsia="Times New Roman" w:hAnsi="Consolas" w:cs="Times New Roman"/>
+          <w:color w:val="608B4E"/>
+          <w:lang w:val="en-US" w:eastAsia="pt-BR"/>
+        </w:rPr>
+        <w:t>--customer's last name</w:t>
+      </w:r>
+    </w:p>
+    <w:p>
+      <w:pPr>
+        <w:shd w:val="clear" w:color="auto" w:fill="1E1E1E"/>
+        <w:spacing w:after="0" w:line="285" w:lineRule="atLeast"/>
+        <w:rPr>
+          <w:rFonts w:ascii="Consolas" w:eastAsia="Times New Roman" w:hAnsi="Consolas" w:cs="Times New Roman"/>
+          <w:color w:val="D4D4D4"/>
+          <w:lang w:val="en-US" w:eastAsia="pt-BR"/>
+        </w:rPr>
+      </w:pPr>
+      <w:r>
+        <w:rPr>
+          <w:rFonts w:ascii="Consolas" w:eastAsia="Times New Roman" w:hAnsi="Consolas" w:cs="Times New Roman"/>
+          <w:color w:val="569CD6"/>
+          <w:lang w:val="en-US" w:eastAsia="pt-BR"/>
+        </w:rPr>
+        <w:t>FROM</w:t>
+      </w:r>
+    </w:p>
+    <w:p>
+      <w:pPr>
+        <w:shd w:val="clear" w:color="auto" w:fill="1E1E1E"/>
+        <w:spacing w:after="0" w:line="285" w:lineRule="atLeast"/>
+        <w:rPr>
+          <w:rFonts w:ascii="Consolas" w:eastAsia="Times New Roman" w:hAnsi="Consolas" w:cs="Times New Roman"/>
+          <w:color w:val="D4D4D4"/>
+          <w:lang w:val="en-US" w:eastAsia="pt-BR"/>
+        </w:rPr>
+      </w:pPr>
+      <w:r>
+        <w:rPr>
+          <w:rFonts w:ascii="Consolas" w:eastAsia="Times New Roman" w:hAnsi="Consolas" w:cs="Times New Roman"/>
+          <w:color w:val="D4D4D4"/>
+          <w:lang w:val="en-US" w:eastAsia="pt-BR"/>
+        </w:rPr>
+        <w:t>    customer_</w:t>
+      </w:r>
+      <w:proofErr w:type="gramStart"/>
+      <w:r>
+        <w:rPr>
+          <w:rFonts w:ascii="Consolas" w:eastAsia="Times New Roman" w:hAnsi="Consolas" w:cs="Times New Roman"/>
+          <w:color w:val="D4D4D4"/>
+          <w:lang w:val="en-US" w:eastAsia="pt-BR"/>
+        </w:rPr>
+        <w:t>data</w:t>
+      </w:r>
+      <w:r>
+        <w:rPr>
+          <w:rFonts w:ascii="Consolas" w:eastAsia="Times New Roman" w:hAnsi="Consolas" w:cs="Times New Roman"/>
+          <w:color w:val="DCDCDC"/>
+          <w:lang w:val="en-US" w:eastAsia="pt-BR"/>
+        </w:rPr>
+        <w:t>.</w:t>
+      </w:r>
+      <w:r>
+        <w:rPr>
+          <w:rFonts w:ascii="Consolas" w:eastAsia="Times New Roman" w:hAnsi="Consolas" w:cs="Times New Roman"/>
+          <w:color w:val="D4D4D4"/>
+          <w:lang w:val="en-US" w:eastAsia="pt-BR"/>
+        </w:rPr>
+        <w:t>customer</w:t>
+      </w:r>
+      <w:proofErr w:type="gramEnd"/>
+      <w:r>
+        <w:rPr>
+          <w:rFonts w:ascii="Consolas" w:eastAsia="Times New Roman" w:hAnsi="Consolas" w:cs="Times New Roman"/>
+          <w:color w:val="D4D4D4"/>
+          <w:lang w:val="en-US" w:eastAsia="pt-BR"/>
+        </w:rPr>
+        <w:t>_name</w:t>
+      </w:r>
+    </w:p>
+    <w:p>
+      <w:pPr>
+        <w:pStyle w:val="Heading2"/>
+        <w:rPr>
+          <w:sz w:val="32"/>
+          <w:szCs w:val="32"/>
+          <w:lang w:val="en-US"/>
+        </w:rPr>
+      </w:pPr>
+      <w:r>
+        <w:rPr>
+          <w:sz w:val="32"/>
+          <w:szCs w:val="32"/>
+          <w:lang w:val="en-US"/>
+        </w:rPr>
+        <w:lastRenderedPageBreak/>
+        <w:t>Aliases</w:t>
+      </w:r>
+    </w:p>
+    <w:p>
+      <w:pPr>
+        <w:spacing w:after="240"/>
+        <w:rPr>
+          <w:lang w:val="en-US"/>
+        </w:rPr>
+      </w:pPr>
+      <w:r>
+        <w:rPr>
+          <w:lang w:val="en-US"/>
+        </w:rPr>
+        <w:t xml:space="preserve">You can also make it easier on yourself by assigning a new name or </w:t>
+      </w:r>
+      <w:r>
+        <w:rPr>
+          <w:b/>
+          <w:bCs/>
+          <w:lang w:val="en-US"/>
+        </w:rPr>
+        <w:t xml:space="preserve">alias </w:t>
+      </w:r>
+      <w:r>
+        <w:rPr>
+          <w:lang w:val="en-US"/>
+        </w:rPr>
+        <w:t>to the column or table names</w:t>
+      </w:r>
+      <w:r>
+        <w:rPr>
+          <w:lang w:val="en-US"/>
+        </w:rPr>
+        <w:t>.</w:t>
+      </w:r>
+      <w:r>
+        <w:rPr>
+          <w:lang w:val="en-US"/>
+        </w:rPr>
+        <w:t xml:space="preserve"> A</w:t>
+      </w:r>
+      <w:r>
+        <w:rPr>
+          <w:lang w:val="en-US"/>
+        </w:rPr>
+        <w:t>liases are used for both a table name and a column.</w:t>
+      </w:r>
+    </w:p>
+    <w:p>
+      <w:pPr>
+        <w:shd w:val="clear" w:color="auto" w:fill="1E1E1E"/>
+        <w:spacing w:after="0" w:line="285" w:lineRule="atLeast"/>
+        <w:rPr>
+          <w:rFonts w:ascii="Consolas" w:eastAsia="Times New Roman" w:hAnsi="Consolas" w:cs="Times New Roman"/>
+          <w:color w:val="D4D4D4"/>
+          <w:lang w:val="en-US" w:eastAsia="pt-BR"/>
+        </w:rPr>
+      </w:pPr>
+      <w:r>
+        <w:rPr>
+          <w:rFonts w:ascii="Consolas" w:eastAsia="Times New Roman" w:hAnsi="Consolas" w:cs="Times New Roman"/>
+          <w:color w:val="569CD6"/>
+          <w:lang w:val="en-US" w:eastAsia="pt-BR"/>
+        </w:rPr>
+        <w:t>SELECT</w:t>
+      </w:r>
+      <w:r>
+        <w:rPr>
+          <w:rFonts w:ascii="Consolas" w:eastAsia="Times New Roman" w:hAnsi="Consolas" w:cs="Times New Roman"/>
+          <w:color w:val="D4D4D4"/>
+          <w:lang w:val="en-US" w:eastAsia="pt-BR"/>
+        </w:rPr>
+        <w:t> </w:t>
+      </w:r>
+    </w:p>
+    <w:p>
+      <w:pPr>
+        <w:shd w:val="clear" w:color="auto" w:fill="1E1E1E"/>
+        <w:spacing w:after="0" w:line="285" w:lineRule="atLeast"/>
+        <w:rPr>
+          <w:rFonts w:ascii="Consolas" w:eastAsia="Times New Roman" w:hAnsi="Consolas" w:cs="Times New Roman"/>
+          <w:color w:val="D4D4D4"/>
+          <w:lang w:val="en-US" w:eastAsia="pt-BR"/>
+        </w:rPr>
+      </w:pPr>
+      <w:r>
+        <w:rPr>
+          <w:rFonts w:ascii="Consolas" w:eastAsia="Times New Roman" w:hAnsi="Consolas" w:cs="Times New Roman"/>
+          <w:color w:val="D4D4D4"/>
+          <w:lang w:val="en-US" w:eastAsia="pt-BR"/>
+        </w:rPr>
+        <w:t>    my_table_</w:t>
+      </w:r>
+      <w:proofErr w:type="gramStart"/>
+      <w:r>
+        <w:rPr>
+          <w:rFonts w:ascii="Consolas" w:eastAsia="Times New Roman" w:hAnsi="Consolas" w:cs="Times New Roman"/>
+          <w:color w:val="D4D4D4"/>
+          <w:lang w:val="en-US" w:eastAsia="pt-BR"/>
+        </w:rPr>
+        <w:t>alias</w:t>
+      </w:r>
+      <w:r>
+        <w:rPr>
+          <w:rFonts w:ascii="Consolas" w:eastAsia="Times New Roman" w:hAnsi="Consolas" w:cs="Times New Roman"/>
+          <w:color w:val="DCDCDC"/>
+          <w:lang w:val="en-US" w:eastAsia="pt-BR"/>
+        </w:rPr>
+        <w:t>.</w:t>
+      </w:r>
+      <w:r>
+        <w:rPr>
+          <w:rFonts w:ascii="Consolas" w:eastAsia="Times New Roman" w:hAnsi="Consolas" w:cs="Times New Roman"/>
+          <w:color w:val="D4D4D4"/>
+          <w:lang w:val="en-US" w:eastAsia="pt-BR"/>
+        </w:rPr>
+        <w:t>actual</w:t>
+      </w:r>
+      <w:proofErr w:type="gramEnd"/>
+      <w:r>
+        <w:rPr>
+          <w:rFonts w:ascii="Consolas" w:eastAsia="Times New Roman" w:hAnsi="Consolas" w:cs="Times New Roman"/>
+          <w:color w:val="D4D4D4"/>
+          <w:lang w:val="en-US" w:eastAsia="pt-BR"/>
+        </w:rPr>
+        <w:t>_column_name </w:t>
+      </w:r>
+      <w:r>
+        <w:rPr>
+          <w:rFonts w:ascii="Consolas" w:eastAsia="Times New Roman" w:hAnsi="Consolas" w:cs="Times New Roman"/>
+          <w:color w:val="569CD6"/>
+          <w:lang w:val="en-US" w:eastAsia="pt-BR"/>
+        </w:rPr>
+        <w:t>AS</w:t>
+      </w:r>
+      <w:r>
+        <w:rPr>
+          <w:rFonts w:ascii="Consolas" w:eastAsia="Times New Roman" w:hAnsi="Consolas" w:cs="Times New Roman"/>
+          <w:color w:val="D4D4D4"/>
+          <w:lang w:val="en-US" w:eastAsia="pt-BR"/>
+        </w:rPr>
+        <w:t> my_column_alias</w:t>
+      </w:r>
+    </w:p>
+    <w:p>
+      <w:pPr>
+        <w:shd w:val="clear" w:color="auto" w:fill="1E1E1E"/>
+        <w:spacing w:after="0" w:line="285" w:lineRule="atLeast"/>
+        <w:rPr>
+          <w:rFonts w:ascii="Consolas" w:eastAsia="Times New Roman" w:hAnsi="Consolas" w:cs="Times New Roman"/>
+          <w:color w:val="D4D4D4"/>
+          <w:lang w:val="en-US" w:eastAsia="pt-BR"/>
+        </w:rPr>
+      </w:pPr>
+      <w:r>
+        <w:rPr>
+          <w:rFonts w:ascii="Consolas" w:eastAsia="Times New Roman" w:hAnsi="Consolas" w:cs="Times New Roman"/>
+          <w:color w:val="569CD6"/>
+          <w:lang w:val="en-US" w:eastAsia="pt-BR"/>
+        </w:rPr>
+        <w:t>FROM</w:t>
+      </w:r>
+    </w:p>
+    <w:p>
+      <w:pPr>
+        <w:shd w:val="clear" w:color="auto" w:fill="1E1E1E"/>
+        <w:spacing w:after="0" w:line="285" w:lineRule="atLeast"/>
+        <w:rPr>
+          <w:rFonts w:ascii="Consolas" w:eastAsia="Times New Roman" w:hAnsi="Consolas" w:cs="Times New Roman"/>
+          <w:color w:val="D4D4D4"/>
+          <w:lang w:val="en-US" w:eastAsia="pt-BR"/>
+        </w:rPr>
+      </w:pPr>
+      <w:r>
+        <w:rPr>
+          <w:rFonts w:ascii="Consolas" w:eastAsia="Times New Roman" w:hAnsi="Consolas" w:cs="Times New Roman"/>
+          <w:color w:val="D4D4D4"/>
+          <w:lang w:val="en-US" w:eastAsia="pt-BR"/>
+        </w:rPr>
+        <w:t>    actual_table_name </w:t>
+      </w:r>
+      <w:r>
+        <w:rPr>
+          <w:rFonts w:ascii="Consolas" w:eastAsia="Times New Roman" w:hAnsi="Consolas" w:cs="Times New Roman"/>
+          <w:color w:val="569CD6"/>
+          <w:lang w:val="en-US" w:eastAsia="pt-BR"/>
+        </w:rPr>
+        <w:t>AS</w:t>
+      </w:r>
+      <w:r>
+        <w:rPr>
+          <w:rFonts w:ascii="Consolas" w:eastAsia="Times New Roman" w:hAnsi="Consolas" w:cs="Times New Roman"/>
+          <w:color w:val="D4D4D4"/>
+          <w:lang w:val="en-US" w:eastAsia="pt-BR"/>
+        </w:rPr>
+        <w:t> my_table_alias</w:t>
+      </w:r>
+    </w:p>
+    <w:p>
+      <w:pPr>
+        <w:rPr>
+          <w:lang w:val="en-US"/>
+        </w:rPr>
+      </w:pPr>
+    </w:p>
+    <w:p>
+      <w:pPr>
+        <w:pStyle w:val="Heading2"/>
+        <w:rPr>
+          <w:lang w:val="en-US"/>
+        </w:rPr>
+      </w:pPr>
+      <w:r>
+        <w:rPr>
+          <w:lang w:val="en-US"/>
+        </w:rPr>
+        <w:t>Putting SQL to work as a data analyst</w:t>
+      </w:r>
+    </w:p>
+    <w:p>
+      <w:pPr>
+        <w:rPr>
+          <w:lang w:val="en-US"/>
+        </w:rPr>
+      </w:pPr>
+      <w:r>
+        <w:rPr>
+          <w:lang w:val="en-US"/>
+        </w:rPr>
+        <w:t>Imagine you are a data analyst for a small business and your manager asks you for some employee data.</w:t>
+      </w:r>
+      <w:r>
+        <w:rPr>
+          <w:lang w:val="en-US"/>
+        </w:rPr>
+        <w:t xml:space="preserve"> </w:t>
+      </w:r>
+      <w:r>
+        <w:rPr>
+          <w:lang w:val="en-US"/>
+        </w:rPr>
+        <w:t xml:space="preserve">you know the database isn’t that big, instead of entering each column name in the </w:t>
+      </w:r>
+      <w:r>
+        <w:rPr>
+          <w:b/>
+          <w:bCs/>
+          <w:lang w:val="en-US"/>
+        </w:rPr>
+        <w:t>SELECT</w:t>
+      </w:r>
+      <w:r>
+        <w:rPr>
+          <w:lang w:val="en-US"/>
+        </w:rPr>
+        <w:t xml:space="preserve"> clause, you use </w:t>
+      </w:r>
+      <w:r>
+        <w:rPr>
+          <w:b/>
+          <w:bCs/>
+          <w:lang w:val="en-US"/>
+        </w:rPr>
+        <w:t>SELECT *</w:t>
+      </w:r>
+      <w:r>
+        <w:rPr>
+          <w:lang w:val="en-US"/>
+        </w:rPr>
+        <w:t>.</w:t>
+      </w:r>
+    </w:p>
+    <w:p>
+      <w:pPr>
+        <w:rPr>
+          <w:lang w:val="en-US"/>
+        </w:rPr>
+      </w:pPr>
+      <w:r>
+        <w:rPr>
+          <w:lang w:val="en-US"/>
+        </w:rPr>
+        <w:t xml:space="preserve">If you want all the data about employees working in the </w:t>
+      </w:r>
+      <w:r>
+        <w:rPr>
+          <w:b/>
+          <w:bCs/>
+          <w:lang w:val="en-US"/>
+        </w:rPr>
+        <w:t>'SFI'</w:t>
+      </w:r>
+      <w:r>
+        <w:rPr>
+          <w:lang w:val="en-US"/>
+        </w:rPr>
+        <w:t xml:space="preserve"> job code, you can use a </w:t>
+      </w:r>
+      <w:r>
+        <w:rPr>
+          <w:b/>
+          <w:bCs/>
+          <w:lang w:val="en-US"/>
+        </w:rPr>
+        <w:t>WHERE</w:t>
+      </w:r>
+      <w:r>
+        <w:rPr>
+          <w:lang w:val="en-US"/>
+        </w:rPr>
+        <w:t xml:space="preserve"> clause to filter out the data based on this additional requirement. </w:t>
+      </w:r>
+    </w:p>
+    <w:p>
+      <w:pPr>
+        <w:shd w:val="clear" w:color="auto" w:fill="1E1E1E"/>
+        <w:spacing w:after="0" w:line="285" w:lineRule="atLeast"/>
+        <w:rPr>
+          <w:rFonts w:ascii="Consolas" w:eastAsia="Times New Roman" w:hAnsi="Consolas" w:cs="Times New Roman"/>
+          <w:color w:val="D4D4D4"/>
+          <w:lang w:val="en-US" w:eastAsia="pt-BR"/>
+        </w:rPr>
+      </w:pPr>
+      <w:r>
+        <w:rPr>
+          <w:rFonts w:ascii="Consolas" w:eastAsia="Times New Roman" w:hAnsi="Consolas" w:cs="Times New Roman"/>
+          <w:color w:val="569CD6"/>
+          <w:lang w:val="en-US" w:eastAsia="pt-BR"/>
+        </w:rPr>
+        <w:t>SELECT</w:t>
+      </w:r>
+    </w:p>
+    <w:p>
+      <w:pPr>
+        <w:shd w:val="clear" w:color="auto" w:fill="1E1E1E"/>
+        <w:spacing w:after="0" w:line="285" w:lineRule="atLeast"/>
+        <w:rPr>
+          <w:rFonts w:ascii="Consolas" w:eastAsia="Times New Roman" w:hAnsi="Consolas" w:cs="Times New Roman"/>
+          <w:color w:val="D4D4D4"/>
+          <w:lang w:val="en-US" w:eastAsia="pt-BR"/>
+        </w:rPr>
+      </w:pPr>
+      <w:r>
+        <w:rPr>
+          <w:rFonts w:ascii="Consolas" w:eastAsia="Times New Roman" w:hAnsi="Consolas" w:cs="Times New Roman"/>
+          <w:color w:val="D4D4D4"/>
+          <w:lang w:val="en-US" w:eastAsia="pt-BR"/>
+        </w:rPr>
+        <w:t>    </w:t>
+      </w:r>
+      <w:r>
+        <w:rPr>
+          <w:rFonts w:ascii="Consolas" w:eastAsia="Times New Roman" w:hAnsi="Consolas" w:cs="Times New Roman"/>
           <w:color w:val="778899"/>
-          <w:lang w:eastAsia="pt-BR"/>
+          <w:lang w:val="en-US" w:eastAsia="pt-BR"/>
+        </w:rPr>
+        <w:t>*</w:t>
+      </w:r>
+    </w:p>
+    <w:p>
+      <w:pPr>
+        <w:shd w:val="clear" w:color="auto" w:fill="1E1E1E"/>
+        <w:spacing w:after="0" w:line="285" w:lineRule="atLeast"/>
+        <w:rPr>
+          <w:rFonts w:ascii="Consolas" w:eastAsia="Times New Roman" w:hAnsi="Consolas" w:cs="Times New Roman"/>
+          <w:color w:val="D4D4D4"/>
+          <w:lang w:val="en-US" w:eastAsia="pt-BR"/>
+        </w:rPr>
+      </w:pPr>
+      <w:r>
+        <w:rPr>
+          <w:rFonts w:ascii="Consolas" w:eastAsia="Times New Roman" w:hAnsi="Consolas" w:cs="Times New Roman"/>
+          <w:color w:val="569CD6"/>
+          <w:lang w:val="en-US" w:eastAsia="pt-BR"/>
+        </w:rPr>
+        <w:t>FROM</w:t>
+      </w:r>
+    </w:p>
+    <w:p>
+      <w:pPr>
+        <w:shd w:val="clear" w:color="auto" w:fill="1E1E1E"/>
+        <w:spacing w:after="0" w:line="285" w:lineRule="atLeast"/>
+        <w:rPr>
+          <w:rFonts w:ascii="Consolas" w:eastAsia="Times New Roman" w:hAnsi="Consolas" w:cs="Times New Roman"/>
+          <w:color w:val="D4D4D4"/>
+          <w:lang w:val="en-US" w:eastAsia="pt-BR"/>
+        </w:rPr>
+      </w:pPr>
+      <w:r>
+        <w:rPr>
+          <w:rFonts w:ascii="Consolas" w:eastAsia="Times New Roman" w:hAnsi="Consolas" w:cs="Times New Roman"/>
+          <w:color w:val="D4D4D4"/>
+          <w:lang w:val="en-US" w:eastAsia="pt-BR"/>
+        </w:rPr>
+        <w:t>    Employee</w:t>
+      </w:r>
+    </w:p>
+    <w:p>
+      <w:pPr>
+        <w:shd w:val="clear" w:color="auto" w:fill="1E1E1E"/>
+        <w:spacing w:after="0" w:line="285" w:lineRule="atLeast"/>
+        <w:rPr>
+          <w:rFonts w:ascii="Consolas" w:eastAsia="Times New Roman" w:hAnsi="Consolas" w:cs="Times New Roman"/>
+          <w:color w:val="D4D4D4"/>
+          <w:lang w:val="en-US" w:eastAsia="pt-BR"/>
+        </w:rPr>
+      </w:pPr>
+      <w:proofErr w:type="gramStart"/>
+      <w:r>
+        <w:rPr>
+          <w:rFonts w:ascii="Consolas" w:eastAsia="Times New Roman" w:hAnsi="Consolas" w:cs="Times New Roman"/>
+          <w:color w:val="569CD6"/>
+          <w:lang w:val="en-US" w:eastAsia="pt-BR"/>
+        </w:rPr>
+        <w:t>WHERE</w:t>
+      </w:r>
+      <w:proofErr w:type="gramEnd"/>
+    </w:p>
+    <w:p>
+      <w:pPr>
+        <w:shd w:val="clear" w:color="auto" w:fill="1E1E1E"/>
+        <w:spacing w:after="0" w:line="285" w:lineRule="atLeast"/>
+        <w:rPr>
+          <w:rFonts w:ascii="Consolas" w:eastAsia="Times New Roman" w:hAnsi="Consolas" w:cs="Times New Roman"/>
+          <w:color w:val="D4D4D4"/>
+          <w:lang w:val="en-US" w:eastAsia="pt-BR"/>
+        </w:rPr>
+      </w:pPr>
+      <w:r>
+        <w:rPr>
+          <w:rFonts w:ascii="Consolas" w:eastAsia="Times New Roman" w:hAnsi="Consolas" w:cs="Times New Roman"/>
+          <w:color w:val="D4D4D4"/>
+          <w:lang w:val="en-US" w:eastAsia="pt-BR"/>
+        </w:rPr>
+        <w:t>    jobCode </w:t>
+      </w:r>
+      <w:r>
+        <w:rPr>
+          <w:rFonts w:ascii="Consolas" w:eastAsia="Times New Roman" w:hAnsi="Consolas" w:cs="Times New Roman"/>
+          <w:color w:val="778899"/>
+          <w:lang w:val="en-US" w:eastAsia="pt-BR"/>
         </w:rPr>
         <w:t>=</w:t>
       </w:r>
@@ -1106,7 +1696,7 @@
         <w:rPr>
           <w:rFonts w:ascii="Consolas" w:eastAsia="Times New Roman" w:hAnsi="Consolas" w:cs="Times New Roman"/>
           <w:color w:val="D4D4D4"/>
-          <w:lang w:eastAsia="pt-BR"/>
+          <w:lang w:val="en-US" w:eastAsia="pt-BR"/>
         </w:rPr>
         <w:t> </w:t>
       </w:r>
@@ -1114,10 +1704,997 @@
         <w:rPr>
           <w:rFonts w:ascii="Consolas" w:eastAsia="Times New Roman" w:hAnsi="Consolas" w:cs="Times New Roman"/>
           <w:color w:val="FF6B6B"/>
-          <w:lang w:eastAsia="pt-BR"/>
-        </w:rPr>
-        <w:t>'Magnolia'</w:t>
-      </w:r>
+          <w:lang w:val="en-US" w:eastAsia="pt-BR"/>
+        </w:rPr>
+        <w:t>'SFI'</w:t>
+      </w:r>
+    </w:p>
+    <w:tbl>
+      <w:tblPr>
+        <w:tblpPr w:leftFromText="141" w:rightFromText="141" w:vertAnchor="page" w:horzAnchor="margin" w:tblpY="7769"/>
+        <w:tblW w:w="10480" w:type="dxa"/>
+        <w:shd w:val="clear" w:color="auto" w:fill="000000"/>
+        <w:tblCellMar>
+          <w:top w:w="15" w:type="dxa"/>
+          <w:left w:w="15" w:type="dxa"/>
+          <w:bottom w:w="15" w:type="dxa"/>
+          <w:right w:w="15" w:type="dxa"/>
+        </w:tblCellMar>
+        <w:tblLook w:val="04A0" w:firstRow="1" w:lastRow="0" w:firstColumn="1" w:lastColumn="0" w:noHBand="0" w:noVBand="1"/>
+      </w:tblPr>
+      <w:tblGrid>
+        <w:gridCol w:w="1852"/>
+        <w:gridCol w:w="2385"/>
+        <w:gridCol w:w="2342"/>
+        <w:gridCol w:w="2137"/>
+        <w:gridCol w:w="1764"/>
+      </w:tblGrid>
+      <w:tr>
+        <w:trPr>
+          <w:trHeight w:val="418"/>
+          <w:tblHeader/>
+        </w:trPr>
+        <w:tc>
+          <w:tcPr>
+            <w:tcW w:w="0" w:type="auto"/>
+            <w:tcBorders>
+              <w:top w:val="single" w:sz="4" w:space="0" w:color="A7B4C9"/>
+              <w:left w:val="single" w:sz="4" w:space="0" w:color="A7B4C9"/>
+              <w:bottom w:val="single" w:sz="4" w:space="0" w:color="A7B4C9"/>
+              <w:right w:val="single" w:sz="4" w:space="0" w:color="A7B4C9"/>
+            </w:tcBorders>
+            <w:shd w:val="clear" w:color="auto" w:fill="000000"/>
+            <w:tcMar>
+              <w:top w:w="60" w:type="dxa"/>
+              <w:left w:w="240" w:type="dxa"/>
+              <w:bottom w:w="60" w:type="dxa"/>
+              <w:right w:w="240" w:type="dxa"/>
+            </w:tcMar>
+            <w:hideMark/>
+          </w:tcPr>
+          <w:p>
+            <w:pPr>
+              <w:rPr>
+                <w:b/>
+                <w:bCs/>
+              </w:rPr>
+            </w:pPr>
+            <w:r>
+              <w:rPr>
+                <w:b/>
+                <w:bCs/>
+              </w:rPr>
+              <w:t>empID</w:t>
+            </w:r>
+          </w:p>
+        </w:tc>
+        <w:tc>
+          <w:tcPr>
+            <w:tcW w:w="0" w:type="auto"/>
+            <w:tcBorders>
+              <w:top w:val="single" w:sz="4" w:space="0" w:color="A7B4C9"/>
+              <w:left w:val="single" w:sz="4" w:space="0" w:color="A7B4C9"/>
+              <w:bottom w:val="single" w:sz="4" w:space="0" w:color="A7B4C9"/>
+              <w:right w:val="single" w:sz="4" w:space="0" w:color="A7B4C9"/>
+            </w:tcBorders>
+            <w:shd w:val="clear" w:color="auto" w:fill="000000"/>
+            <w:tcMar>
+              <w:top w:w="60" w:type="dxa"/>
+              <w:left w:w="240" w:type="dxa"/>
+              <w:bottom w:w="60" w:type="dxa"/>
+              <w:right w:w="240" w:type="dxa"/>
+            </w:tcMar>
+            <w:hideMark/>
+          </w:tcPr>
+          <w:p>
+            <w:pPr>
+              <w:rPr>
+                <w:b/>
+                <w:bCs/>
+              </w:rPr>
+            </w:pPr>
+            <w:r>
+              <w:rPr>
+                <w:b/>
+                <w:bCs/>
+              </w:rPr>
+              <w:t>firstName</w:t>
+            </w:r>
+          </w:p>
+        </w:tc>
+        <w:tc>
+          <w:tcPr>
+            <w:tcW w:w="0" w:type="auto"/>
+            <w:tcBorders>
+              <w:top w:val="single" w:sz="4" w:space="0" w:color="A7B4C9"/>
+              <w:left w:val="single" w:sz="4" w:space="0" w:color="A7B4C9"/>
+              <w:bottom w:val="single" w:sz="4" w:space="0" w:color="A7B4C9"/>
+              <w:right w:val="single" w:sz="4" w:space="0" w:color="A7B4C9"/>
+            </w:tcBorders>
+            <w:shd w:val="clear" w:color="auto" w:fill="000000"/>
+            <w:tcMar>
+              <w:top w:w="60" w:type="dxa"/>
+              <w:left w:w="240" w:type="dxa"/>
+              <w:bottom w:w="60" w:type="dxa"/>
+              <w:right w:w="240" w:type="dxa"/>
+            </w:tcMar>
+            <w:hideMark/>
+          </w:tcPr>
+          <w:p>
+            <w:pPr>
+              <w:rPr>
+                <w:b/>
+                <w:bCs/>
+              </w:rPr>
+            </w:pPr>
+            <w:r>
+              <w:rPr>
+                <w:b/>
+                <w:bCs/>
+              </w:rPr>
+              <w:t>lastName</w:t>
+            </w:r>
+          </w:p>
+        </w:tc>
+        <w:tc>
+          <w:tcPr>
+            <w:tcW w:w="0" w:type="auto"/>
+            <w:tcBorders>
+              <w:top w:val="single" w:sz="4" w:space="0" w:color="A7B4C9"/>
+              <w:left w:val="single" w:sz="4" w:space="0" w:color="A7B4C9"/>
+              <w:bottom w:val="single" w:sz="4" w:space="0" w:color="A7B4C9"/>
+              <w:right w:val="single" w:sz="4" w:space="0" w:color="A7B4C9"/>
+            </w:tcBorders>
+            <w:shd w:val="clear" w:color="auto" w:fill="000000"/>
+            <w:tcMar>
+              <w:top w:w="60" w:type="dxa"/>
+              <w:left w:w="240" w:type="dxa"/>
+              <w:bottom w:w="60" w:type="dxa"/>
+              <w:right w:w="240" w:type="dxa"/>
+            </w:tcMar>
+            <w:hideMark/>
+          </w:tcPr>
+          <w:p>
+            <w:pPr>
+              <w:rPr>
+                <w:b/>
+                <w:bCs/>
+              </w:rPr>
+            </w:pPr>
+            <w:r>
+              <w:rPr>
+                <w:b/>
+                <w:bCs/>
+              </w:rPr>
+              <w:t>jobCode</w:t>
+            </w:r>
+          </w:p>
+        </w:tc>
+        <w:tc>
+          <w:tcPr>
+            <w:tcW w:w="0" w:type="auto"/>
+            <w:tcBorders>
+              <w:top w:val="single" w:sz="4" w:space="0" w:color="A7B4C9"/>
+              <w:left w:val="single" w:sz="4" w:space="0" w:color="A7B4C9"/>
+              <w:bottom w:val="single" w:sz="4" w:space="0" w:color="A7B4C9"/>
+              <w:right w:val="single" w:sz="4" w:space="0" w:color="A7B4C9"/>
+            </w:tcBorders>
+            <w:shd w:val="clear" w:color="auto" w:fill="000000"/>
+            <w:tcMar>
+              <w:top w:w="60" w:type="dxa"/>
+              <w:left w:w="240" w:type="dxa"/>
+              <w:bottom w:w="60" w:type="dxa"/>
+              <w:right w:w="240" w:type="dxa"/>
+            </w:tcMar>
+            <w:hideMark/>
+          </w:tcPr>
+          <w:p>
+            <w:pPr>
+              <w:rPr>
+                <w:b/>
+                <w:bCs/>
+              </w:rPr>
+            </w:pPr>
+            <w:r>
+              <w:rPr>
+                <w:b/>
+                <w:bCs/>
+              </w:rPr>
+              <w:t>salary</w:t>
+            </w:r>
+          </w:p>
+        </w:tc>
+      </w:tr>
+      <w:tr>
+        <w:trPr>
+          <w:trHeight w:val="418"/>
+        </w:trPr>
+        <w:tc>
+          <w:tcPr>
+            <w:tcW w:w="0" w:type="auto"/>
+            <w:tcBorders>
+              <w:top w:val="single" w:sz="4" w:space="0" w:color="1E2229"/>
+              <w:left w:val="single" w:sz="4" w:space="0" w:color="1E2229"/>
+              <w:bottom w:val="single" w:sz="4" w:space="0" w:color="1E2229"/>
+              <w:right w:val="single" w:sz="4" w:space="0" w:color="1E2229"/>
+            </w:tcBorders>
+            <w:shd w:val="clear" w:color="auto" w:fill="000000"/>
+            <w:tcMar>
+              <w:top w:w="60" w:type="dxa"/>
+              <w:left w:w="240" w:type="dxa"/>
+              <w:bottom w:w="60" w:type="dxa"/>
+              <w:right w:w="240" w:type="dxa"/>
+            </w:tcMar>
+            <w:hideMark/>
+          </w:tcPr>
+          <w:p>
+            <w:r>
+              <w:t>0002</w:t>
+            </w:r>
+          </w:p>
+        </w:tc>
+        <w:tc>
+          <w:tcPr>
+            <w:tcW w:w="0" w:type="auto"/>
+            <w:tcBorders>
+              <w:top w:val="single" w:sz="4" w:space="0" w:color="1E2229"/>
+              <w:left w:val="single" w:sz="4" w:space="0" w:color="1E2229"/>
+              <w:bottom w:val="single" w:sz="4" w:space="0" w:color="1E2229"/>
+              <w:right w:val="single" w:sz="4" w:space="0" w:color="1E2229"/>
+            </w:tcBorders>
+            <w:shd w:val="clear" w:color="auto" w:fill="000000"/>
+            <w:tcMar>
+              <w:top w:w="60" w:type="dxa"/>
+              <w:left w:w="240" w:type="dxa"/>
+              <w:bottom w:w="60" w:type="dxa"/>
+              <w:right w:w="240" w:type="dxa"/>
+            </w:tcMar>
+            <w:hideMark/>
+          </w:tcPr>
+          <w:p>
+            <w:r>
+              <w:t>Homer</w:t>
+            </w:r>
+          </w:p>
+        </w:tc>
+        <w:tc>
+          <w:tcPr>
+            <w:tcW w:w="0" w:type="auto"/>
+            <w:tcBorders>
+              <w:top w:val="single" w:sz="4" w:space="0" w:color="1E2229"/>
+              <w:left w:val="single" w:sz="4" w:space="0" w:color="1E2229"/>
+              <w:bottom w:val="single" w:sz="4" w:space="0" w:color="1E2229"/>
+              <w:right w:val="single" w:sz="4" w:space="0" w:color="1E2229"/>
+            </w:tcBorders>
+            <w:shd w:val="clear" w:color="auto" w:fill="000000"/>
+            <w:tcMar>
+              <w:top w:w="60" w:type="dxa"/>
+              <w:left w:w="240" w:type="dxa"/>
+              <w:bottom w:w="60" w:type="dxa"/>
+              <w:right w:w="240" w:type="dxa"/>
+            </w:tcMar>
+            <w:hideMark/>
+          </w:tcPr>
+          <w:p>
+            <w:r>
+              <w:t>Simpson</w:t>
+            </w:r>
+          </w:p>
+        </w:tc>
+        <w:tc>
+          <w:tcPr>
+            <w:tcW w:w="0" w:type="auto"/>
+            <w:tcBorders>
+              <w:top w:val="single" w:sz="4" w:space="0" w:color="1E2229"/>
+              <w:left w:val="single" w:sz="4" w:space="0" w:color="1E2229"/>
+              <w:bottom w:val="single" w:sz="4" w:space="0" w:color="1E2229"/>
+              <w:right w:val="single" w:sz="4" w:space="0" w:color="1E2229"/>
+            </w:tcBorders>
+            <w:shd w:val="clear" w:color="auto" w:fill="000000"/>
+            <w:tcMar>
+              <w:top w:w="60" w:type="dxa"/>
+              <w:left w:w="240" w:type="dxa"/>
+              <w:bottom w:w="60" w:type="dxa"/>
+              <w:right w:w="240" w:type="dxa"/>
+            </w:tcMar>
+            <w:hideMark/>
+          </w:tcPr>
+          <w:p>
+            <w:r>
+              <w:t>SFI</w:t>
+            </w:r>
+          </w:p>
+        </w:tc>
+        <w:tc>
+          <w:tcPr>
+            <w:tcW w:w="0" w:type="auto"/>
+            <w:tcBorders>
+              <w:top w:val="single" w:sz="4" w:space="0" w:color="1E2229"/>
+              <w:left w:val="single" w:sz="4" w:space="0" w:color="1E2229"/>
+              <w:bottom w:val="single" w:sz="4" w:space="0" w:color="1E2229"/>
+              <w:right w:val="single" w:sz="4" w:space="0" w:color="1E2229"/>
+            </w:tcBorders>
+            <w:shd w:val="clear" w:color="auto" w:fill="000000"/>
+            <w:tcMar>
+              <w:top w:w="60" w:type="dxa"/>
+              <w:left w:w="240" w:type="dxa"/>
+              <w:bottom w:w="60" w:type="dxa"/>
+              <w:right w:w="240" w:type="dxa"/>
+            </w:tcMar>
+            <w:hideMark/>
+          </w:tcPr>
+          <w:p>
+            <w:r>
+              <w:t>15000</w:t>
+            </w:r>
+          </w:p>
+        </w:tc>
+      </w:tr>
+      <w:tr>
+        <w:trPr>
+          <w:trHeight w:val="406"/>
+        </w:trPr>
+        <w:tc>
+          <w:tcPr>
+            <w:tcW w:w="0" w:type="auto"/>
+            <w:tcBorders>
+              <w:top w:val="single" w:sz="4" w:space="0" w:color="1E2229"/>
+              <w:left w:val="single" w:sz="4" w:space="0" w:color="1E2229"/>
+              <w:bottom w:val="single" w:sz="4" w:space="0" w:color="1E2229"/>
+              <w:right w:val="single" w:sz="4" w:space="0" w:color="1E2229"/>
+            </w:tcBorders>
+            <w:shd w:val="clear" w:color="auto" w:fill="000000"/>
+            <w:tcMar>
+              <w:top w:w="60" w:type="dxa"/>
+              <w:left w:w="240" w:type="dxa"/>
+              <w:bottom w:w="60" w:type="dxa"/>
+              <w:right w:w="240" w:type="dxa"/>
+            </w:tcMar>
+            <w:hideMark/>
+          </w:tcPr>
+          <w:p>
+            <w:r>
+              <w:t>0003</w:t>
+            </w:r>
+          </w:p>
+        </w:tc>
+        <w:tc>
+          <w:tcPr>
+            <w:tcW w:w="0" w:type="auto"/>
+            <w:tcBorders>
+              <w:top w:val="single" w:sz="4" w:space="0" w:color="1E2229"/>
+              <w:left w:val="single" w:sz="4" w:space="0" w:color="1E2229"/>
+              <w:bottom w:val="single" w:sz="4" w:space="0" w:color="1E2229"/>
+              <w:right w:val="single" w:sz="4" w:space="0" w:color="1E2229"/>
+            </w:tcBorders>
+            <w:shd w:val="clear" w:color="auto" w:fill="000000"/>
+            <w:tcMar>
+              <w:top w:w="60" w:type="dxa"/>
+              <w:left w:w="240" w:type="dxa"/>
+              <w:bottom w:w="60" w:type="dxa"/>
+              <w:right w:w="240" w:type="dxa"/>
+            </w:tcMar>
+            <w:hideMark/>
+          </w:tcPr>
+          <w:p>
+            <w:r>
+              <w:t>Marge</w:t>
+            </w:r>
+          </w:p>
+        </w:tc>
+        <w:tc>
+          <w:tcPr>
+            <w:tcW w:w="0" w:type="auto"/>
+            <w:tcBorders>
+              <w:top w:val="single" w:sz="4" w:space="0" w:color="1E2229"/>
+              <w:left w:val="single" w:sz="4" w:space="0" w:color="1E2229"/>
+              <w:bottom w:val="single" w:sz="4" w:space="0" w:color="1E2229"/>
+              <w:right w:val="single" w:sz="4" w:space="0" w:color="1E2229"/>
+            </w:tcBorders>
+            <w:shd w:val="clear" w:color="auto" w:fill="000000"/>
+            <w:tcMar>
+              <w:top w:w="60" w:type="dxa"/>
+              <w:left w:w="240" w:type="dxa"/>
+              <w:bottom w:w="60" w:type="dxa"/>
+              <w:right w:w="240" w:type="dxa"/>
+            </w:tcMar>
+            <w:hideMark/>
+          </w:tcPr>
+          <w:p>
+            <w:r>
+              <w:t>Simpson</w:t>
+            </w:r>
+          </w:p>
+        </w:tc>
+        <w:tc>
+          <w:tcPr>
+            <w:tcW w:w="0" w:type="auto"/>
+            <w:tcBorders>
+              <w:top w:val="single" w:sz="4" w:space="0" w:color="1E2229"/>
+              <w:left w:val="single" w:sz="4" w:space="0" w:color="1E2229"/>
+              <w:bottom w:val="single" w:sz="4" w:space="0" w:color="1E2229"/>
+              <w:right w:val="single" w:sz="4" w:space="0" w:color="1E2229"/>
+            </w:tcBorders>
+            <w:shd w:val="clear" w:color="auto" w:fill="000000"/>
+            <w:tcMar>
+              <w:top w:w="60" w:type="dxa"/>
+              <w:left w:w="240" w:type="dxa"/>
+              <w:bottom w:w="60" w:type="dxa"/>
+              <w:right w:w="240" w:type="dxa"/>
+            </w:tcMar>
+            <w:hideMark/>
+          </w:tcPr>
+          <w:p>
+            <w:r>
+              <w:t>SFI</w:t>
+            </w:r>
+          </w:p>
+        </w:tc>
+        <w:tc>
+          <w:tcPr>
+            <w:tcW w:w="0" w:type="auto"/>
+            <w:tcBorders>
+              <w:top w:val="single" w:sz="4" w:space="0" w:color="1E2229"/>
+              <w:left w:val="single" w:sz="4" w:space="0" w:color="1E2229"/>
+              <w:bottom w:val="single" w:sz="4" w:space="0" w:color="1E2229"/>
+              <w:right w:val="single" w:sz="4" w:space="0" w:color="1E2229"/>
+            </w:tcBorders>
+            <w:shd w:val="clear" w:color="auto" w:fill="000000"/>
+            <w:tcMar>
+              <w:top w:w="60" w:type="dxa"/>
+              <w:left w:w="240" w:type="dxa"/>
+              <w:bottom w:w="60" w:type="dxa"/>
+              <w:right w:w="240" w:type="dxa"/>
+            </w:tcMar>
+            <w:hideMark/>
+          </w:tcPr>
+          <w:p>
+            <w:r>
+              <w:t>30000</w:t>
+            </w:r>
+          </w:p>
+        </w:tc>
+      </w:tr>
+      <w:tr>
+        <w:trPr>
+          <w:trHeight w:val="418"/>
+        </w:trPr>
+        <w:tc>
+          <w:tcPr>
+            <w:tcW w:w="0" w:type="auto"/>
+            <w:tcBorders>
+              <w:top w:val="single" w:sz="4" w:space="0" w:color="1E2229"/>
+              <w:left w:val="single" w:sz="4" w:space="0" w:color="1E2229"/>
+              <w:bottom w:val="single" w:sz="4" w:space="0" w:color="1E2229"/>
+              <w:right w:val="single" w:sz="4" w:space="0" w:color="1E2229"/>
+            </w:tcBorders>
+            <w:shd w:val="clear" w:color="auto" w:fill="000000"/>
+            <w:tcMar>
+              <w:top w:w="60" w:type="dxa"/>
+              <w:left w:w="240" w:type="dxa"/>
+              <w:bottom w:w="60" w:type="dxa"/>
+              <w:right w:w="240" w:type="dxa"/>
+            </w:tcMar>
+            <w:hideMark/>
+          </w:tcPr>
+          <w:p>
+            <w:r>
+              <w:t>0034</w:t>
+            </w:r>
+          </w:p>
+        </w:tc>
+        <w:tc>
+          <w:tcPr>
+            <w:tcW w:w="0" w:type="auto"/>
+            <w:tcBorders>
+              <w:top w:val="single" w:sz="4" w:space="0" w:color="1E2229"/>
+              <w:left w:val="single" w:sz="4" w:space="0" w:color="1E2229"/>
+              <w:bottom w:val="single" w:sz="4" w:space="0" w:color="1E2229"/>
+              <w:right w:val="single" w:sz="4" w:space="0" w:color="1E2229"/>
+            </w:tcBorders>
+            <w:shd w:val="clear" w:color="auto" w:fill="000000"/>
+            <w:tcMar>
+              <w:top w:w="60" w:type="dxa"/>
+              <w:left w:w="240" w:type="dxa"/>
+              <w:bottom w:w="60" w:type="dxa"/>
+              <w:right w:w="240" w:type="dxa"/>
+            </w:tcMar>
+            <w:hideMark/>
+          </w:tcPr>
+          <w:p>
+            <w:r>
+              <w:t>Bart</w:t>
+            </w:r>
+          </w:p>
+        </w:tc>
+        <w:tc>
+          <w:tcPr>
+            <w:tcW w:w="0" w:type="auto"/>
+            <w:tcBorders>
+              <w:top w:val="single" w:sz="4" w:space="0" w:color="1E2229"/>
+              <w:left w:val="single" w:sz="4" w:space="0" w:color="1E2229"/>
+              <w:bottom w:val="single" w:sz="4" w:space="0" w:color="1E2229"/>
+              <w:right w:val="single" w:sz="4" w:space="0" w:color="1E2229"/>
+            </w:tcBorders>
+            <w:shd w:val="clear" w:color="auto" w:fill="000000"/>
+            <w:tcMar>
+              <w:top w:w="60" w:type="dxa"/>
+              <w:left w:w="240" w:type="dxa"/>
+              <w:bottom w:w="60" w:type="dxa"/>
+              <w:right w:w="240" w:type="dxa"/>
+            </w:tcMar>
+            <w:hideMark/>
+          </w:tcPr>
+          <w:p>
+            <w:r>
+              <w:t>Simpson</w:t>
+            </w:r>
+          </w:p>
+        </w:tc>
+        <w:tc>
+          <w:tcPr>
+            <w:tcW w:w="0" w:type="auto"/>
+            <w:tcBorders>
+              <w:top w:val="single" w:sz="4" w:space="0" w:color="1E2229"/>
+              <w:left w:val="single" w:sz="4" w:space="0" w:color="1E2229"/>
+              <w:bottom w:val="single" w:sz="4" w:space="0" w:color="1E2229"/>
+              <w:right w:val="single" w:sz="4" w:space="0" w:color="1E2229"/>
+            </w:tcBorders>
+            <w:shd w:val="clear" w:color="auto" w:fill="000000"/>
+            <w:tcMar>
+              <w:top w:w="60" w:type="dxa"/>
+              <w:left w:w="240" w:type="dxa"/>
+              <w:bottom w:w="60" w:type="dxa"/>
+              <w:right w:w="240" w:type="dxa"/>
+            </w:tcMar>
+            <w:hideMark/>
+          </w:tcPr>
+          <w:p>
+            <w:r>
+              <w:t>SFI</w:t>
+            </w:r>
+          </w:p>
+        </w:tc>
+        <w:tc>
+          <w:tcPr>
+            <w:tcW w:w="0" w:type="auto"/>
+            <w:tcBorders>
+              <w:top w:val="single" w:sz="4" w:space="0" w:color="1E2229"/>
+              <w:left w:val="single" w:sz="4" w:space="0" w:color="1E2229"/>
+              <w:bottom w:val="single" w:sz="4" w:space="0" w:color="1E2229"/>
+              <w:right w:val="single" w:sz="4" w:space="0" w:color="1E2229"/>
+            </w:tcBorders>
+            <w:shd w:val="clear" w:color="auto" w:fill="000000"/>
+            <w:tcMar>
+              <w:top w:w="60" w:type="dxa"/>
+              <w:left w:w="240" w:type="dxa"/>
+              <w:bottom w:w="60" w:type="dxa"/>
+              <w:right w:w="240" w:type="dxa"/>
+            </w:tcMar>
+            <w:hideMark/>
+          </w:tcPr>
+          <w:p>
+            <w:r>
+              <w:t>25000</w:t>
+            </w:r>
+          </w:p>
+        </w:tc>
+      </w:tr>
+      <w:tr>
+        <w:trPr>
+          <w:trHeight w:val="418"/>
+        </w:trPr>
+        <w:tc>
+          <w:tcPr>
+            <w:tcW w:w="0" w:type="auto"/>
+            <w:tcBorders>
+              <w:top w:val="single" w:sz="4" w:space="0" w:color="1E2229"/>
+              <w:left w:val="single" w:sz="4" w:space="0" w:color="1E2229"/>
+              <w:bottom w:val="single" w:sz="4" w:space="0" w:color="1E2229"/>
+              <w:right w:val="single" w:sz="4" w:space="0" w:color="1E2229"/>
+            </w:tcBorders>
+            <w:shd w:val="clear" w:color="auto" w:fill="000000"/>
+            <w:tcMar>
+              <w:top w:w="60" w:type="dxa"/>
+              <w:left w:w="240" w:type="dxa"/>
+              <w:bottom w:w="60" w:type="dxa"/>
+              <w:right w:w="240" w:type="dxa"/>
+            </w:tcMar>
+            <w:hideMark/>
+          </w:tcPr>
+          <w:p>
+            <w:r>
+              <w:t>0067</w:t>
+            </w:r>
+          </w:p>
+        </w:tc>
+        <w:tc>
+          <w:tcPr>
+            <w:tcW w:w="0" w:type="auto"/>
+            <w:tcBorders>
+              <w:top w:val="single" w:sz="4" w:space="0" w:color="1E2229"/>
+              <w:left w:val="single" w:sz="4" w:space="0" w:color="1E2229"/>
+              <w:bottom w:val="single" w:sz="4" w:space="0" w:color="1E2229"/>
+              <w:right w:val="single" w:sz="4" w:space="0" w:color="1E2229"/>
+            </w:tcBorders>
+            <w:shd w:val="clear" w:color="auto" w:fill="000000"/>
+            <w:tcMar>
+              <w:top w:w="60" w:type="dxa"/>
+              <w:left w:w="240" w:type="dxa"/>
+              <w:bottom w:w="60" w:type="dxa"/>
+              <w:right w:w="240" w:type="dxa"/>
+            </w:tcMar>
+            <w:hideMark/>
+          </w:tcPr>
+          <w:p>
+            <w:r>
+              <w:t>Lisa</w:t>
+            </w:r>
+          </w:p>
+        </w:tc>
+        <w:tc>
+          <w:tcPr>
+            <w:tcW w:w="0" w:type="auto"/>
+            <w:tcBorders>
+              <w:top w:val="single" w:sz="4" w:space="0" w:color="1E2229"/>
+              <w:left w:val="single" w:sz="4" w:space="0" w:color="1E2229"/>
+              <w:bottom w:val="single" w:sz="4" w:space="0" w:color="1E2229"/>
+              <w:right w:val="single" w:sz="4" w:space="0" w:color="1E2229"/>
+            </w:tcBorders>
+            <w:shd w:val="clear" w:color="auto" w:fill="000000"/>
+            <w:tcMar>
+              <w:top w:w="60" w:type="dxa"/>
+              <w:left w:w="240" w:type="dxa"/>
+              <w:bottom w:w="60" w:type="dxa"/>
+              <w:right w:w="240" w:type="dxa"/>
+            </w:tcMar>
+            <w:hideMark/>
+          </w:tcPr>
+          <w:p>
+            <w:r>
+              <w:t>Simpson</w:t>
+            </w:r>
+          </w:p>
+        </w:tc>
+        <w:tc>
+          <w:tcPr>
+            <w:tcW w:w="0" w:type="auto"/>
+            <w:tcBorders>
+              <w:top w:val="single" w:sz="4" w:space="0" w:color="1E2229"/>
+              <w:left w:val="single" w:sz="4" w:space="0" w:color="1E2229"/>
+              <w:bottom w:val="single" w:sz="4" w:space="0" w:color="1E2229"/>
+              <w:right w:val="single" w:sz="4" w:space="0" w:color="1E2229"/>
+            </w:tcBorders>
+            <w:shd w:val="clear" w:color="auto" w:fill="000000"/>
+            <w:tcMar>
+              <w:top w:w="60" w:type="dxa"/>
+              <w:left w:w="240" w:type="dxa"/>
+              <w:bottom w:w="60" w:type="dxa"/>
+              <w:right w:w="240" w:type="dxa"/>
+            </w:tcMar>
+            <w:hideMark/>
+          </w:tcPr>
+          <w:p>
+            <w:r>
+              <w:t>SFI</w:t>
+            </w:r>
+          </w:p>
+        </w:tc>
+        <w:tc>
+          <w:tcPr>
+            <w:tcW w:w="0" w:type="auto"/>
+            <w:tcBorders>
+              <w:top w:val="single" w:sz="4" w:space="0" w:color="1E2229"/>
+              <w:left w:val="single" w:sz="4" w:space="0" w:color="1E2229"/>
+              <w:bottom w:val="single" w:sz="4" w:space="0" w:color="1E2229"/>
+              <w:right w:val="single" w:sz="4" w:space="0" w:color="1E2229"/>
+            </w:tcBorders>
+            <w:shd w:val="clear" w:color="auto" w:fill="000000"/>
+            <w:tcMar>
+              <w:top w:w="60" w:type="dxa"/>
+              <w:left w:w="240" w:type="dxa"/>
+              <w:bottom w:w="60" w:type="dxa"/>
+              <w:right w:w="240" w:type="dxa"/>
+            </w:tcMar>
+            <w:hideMark/>
+          </w:tcPr>
+          <w:p>
+            <w:r>
+              <w:t>38000</w:t>
+            </w:r>
+          </w:p>
+        </w:tc>
+      </w:tr>
+      <w:tr>
+        <w:trPr>
+          <w:trHeight w:val="418"/>
+        </w:trPr>
+        <w:tc>
+          <w:tcPr>
+            <w:tcW w:w="0" w:type="auto"/>
+            <w:tcBorders>
+              <w:top w:val="single" w:sz="4" w:space="0" w:color="1E2229"/>
+              <w:left w:val="single" w:sz="4" w:space="0" w:color="1E2229"/>
+              <w:bottom w:val="single" w:sz="4" w:space="0" w:color="1E2229"/>
+              <w:right w:val="single" w:sz="4" w:space="0" w:color="1E2229"/>
+            </w:tcBorders>
+            <w:shd w:val="clear" w:color="auto" w:fill="000000"/>
+            <w:tcMar>
+              <w:top w:w="60" w:type="dxa"/>
+              <w:left w:w="240" w:type="dxa"/>
+              <w:bottom w:w="60" w:type="dxa"/>
+              <w:right w:w="240" w:type="dxa"/>
+            </w:tcMar>
+            <w:hideMark/>
+          </w:tcPr>
+          <w:p>
+            <w:r>
+              <w:t>0088</w:t>
+            </w:r>
+          </w:p>
+        </w:tc>
+        <w:tc>
+          <w:tcPr>
+            <w:tcW w:w="0" w:type="auto"/>
+            <w:tcBorders>
+              <w:top w:val="single" w:sz="4" w:space="0" w:color="1E2229"/>
+              <w:left w:val="single" w:sz="4" w:space="0" w:color="1E2229"/>
+              <w:bottom w:val="single" w:sz="4" w:space="0" w:color="1E2229"/>
+              <w:right w:val="single" w:sz="4" w:space="0" w:color="1E2229"/>
+            </w:tcBorders>
+            <w:shd w:val="clear" w:color="auto" w:fill="000000"/>
+            <w:tcMar>
+              <w:top w:w="60" w:type="dxa"/>
+              <w:left w:w="240" w:type="dxa"/>
+              <w:bottom w:w="60" w:type="dxa"/>
+              <w:right w:w="240" w:type="dxa"/>
+            </w:tcMar>
+            <w:hideMark/>
+          </w:tcPr>
+          <w:p>
+            <w:r>
+              <w:t>Ned</w:t>
+            </w:r>
+          </w:p>
+        </w:tc>
+        <w:tc>
+          <w:tcPr>
+            <w:tcW w:w="0" w:type="auto"/>
+            <w:tcBorders>
+              <w:top w:val="single" w:sz="4" w:space="0" w:color="1E2229"/>
+              <w:left w:val="single" w:sz="4" w:space="0" w:color="1E2229"/>
+              <w:bottom w:val="single" w:sz="4" w:space="0" w:color="1E2229"/>
+              <w:right w:val="single" w:sz="4" w:space="0" w:color="1E2229"/>
+            </w:tcBorders>
+            <w:shd w:val="clear" w:color="auto" w:fill="000000"/>
+            <w:tcMar>
+              <w:top w:w="60" w:type="dxa"/>
+              <w:left w:w="240" w:type="dxa"/>
+              <w:bottom w:w="60" w:type="dxa"/>
+              <w:right w:w="240" w:type="dxa"/>
+            </w:tcMar>
+            <w:hideMark/>
+          </w:tcPr>
+          <w:p>
+            <w:r>
+              <w:t>Flanders</w:t>
+            </w:r>
+          </w:p>
+        </w:tc>
+        <w:tc>
+          <w:tcPr>
+            <w:tcW w:w="0" w:type="auto"/>
+            <w:tcBorders>
+              <w:top w:val="single" w:sz="4" w:space="0" w:color="1E2229"/>
+              <w:left w:val="single" w:sz="4" w:space="0" w:color="1E2229"/>
+              <w:bottom w:val="single" w:sz="4" w:space="0" w:color="1E2229"/>
+              <w:right w:val="single" w:sz="4" w:space="0" w:color="1E2229"/>
+            </w:tcBorders>
+            <w:shd w:val="clear" w:color="auto" w:fill="000000"/>
+            <w:tcMar>
+              <w:top w:w="60" w:type="dxa"/>
+              <w:left w:w="240" w:type="dxa"/>
+              <w:bottom w:w="60" w:type="dxa"/>
+              <w:right w:w="240" w:type="dxa"/>
+            </w:tcMar>
+            <w:hideMark/>
+          </w:tcPr>
+          <w:p>
+            <w:r>
+              <w:t>SFI</w:t>
+            </w:r>
+          </w:p>
+        </w:tc>
+        <w:tc>
+          <w:tcPr>
+            <w:tcW w:w="0" w:type="auto"/>
+            <w:tcBorders>
+              <w:top w:val="single" w:sz="4" w:space="0" w:color="1E2229"/>
+              <w:left w:val="single" w:sz="4" w:space="0" w:color="1E2229"/>
+              <w:bottom w:val="single" w:sz="4" w:space="0" w:color="1E2229"/>
+              <w:right w:val="single" w:sz="4" w:space="0" w:color="1E2229"/>
+            </w:tcBorders>
+            <w:shd w:val="clear" w:color="auto" w:fill="000000"/>
+            <w:tcMar>
+              <w:top w:w="60" w:type="dxa"/>
+              <w:left w:w="240" w:type="dxa"/>
+              <w:bottom w:w="60" w:type="dxa"/>
+              <w:right w:w="240" w:type="dxa"/>
+            </w:tcMar>
+            <w:hideMark/>
+          </w:tcPr>
+          <w:p>
+            <w:r>
+              <w:t>42000</w:t>
+            </w:r>
+          </w:p>
+        </w:tc>
+      </w:tr>
+      <w:tr>
+        <w:trPr>
+          <w:trHeight w:val="418"/>
+        </w:trPr>
+        <w:tc>
+          <w:tcPr>
+            <w:tcW w:w="0" w:type="auto"/>
+            <w:tcBorders>
+              <w:top w:val="single" w:sz="4" w:space="0" w:color="1E2229"/>
+              <w:left w:val="single" w:sz="4" w:space="0" w:color="1E2229"/>
+              <w:bottom w:val="single" w:sz="4" w:space="0" w:color="1E2229"/>
+              <w:right w:val="single" w:sz="4" w:space="0" w:color="1E2229"/>
+            </w:tcBorders>
+            <w:shd w:val="clear" w:color="auto" w:fill="000000"/>
+            <w:tcMar>
+              <w:top w:w="60" w:type="dxa"/>
+              <w:left w:w="240" w:type="dxa"/>
+              <w:bottom w:w="60" w:type="dxa"/>
+              <w:right w:w="240" w:type="dxa"/>
+            </w:tcMar>
+            <w:hideMark/>
+          </w:tcPr>
+          <w:p>
+            <w:r>
+              <w:t>0076</w:t>
+            </w:r>
+          </w:p>
+        </w:tc>
+        <w:tc>
+          <w:tcPr>
+            <w:tcW w:w="0" w:type="auto"/>
+            <w:tcBorders>
+              <w:top w:val="single" w:sz="4" w:space="0" w:color="1E2229"/>
+              <w:left w:val="single" w:sz="4" w:space="0" w:color="1E2229"/>
+              <w:bottom w:val="single" w:sz="4" w:space="0" w:color="1E2229"/>
+              <w:right w:val="single" w:sz="4" w:space="0" w:color="1E2229"/>
+            </w:tcBorders>
+            <w:shd w:val="clear" w:color="auto" w:fill="000000"/>
+            <w:tcMar>
+              <w:top w:w="60" w:type="dxa"/>
+              <w:left w:w="240" w:type="dxa"/>
+              <w:bottom w:w="60" w:type="dxa"/>
+              <w:right w:w="240" w:type="dxa"/>
+            </w:tcMar>
+            <w:hideMark/>
+          </w:tcPr>
+          <w:p>
+            <w:r>
+              <w:t>Barney</w:t>
+            </w:r>
+          </w:p>
+        </w:tc>
+        <w:tc>
+          <w:tcPr>
+            <w:tcW w:w="0" w:type="auto"/>
+            <w:tcBorders>
+              <w:top w:val="single" w:sz="4" w:space="0" w:color="1E2229"/>
+              <w:left w:val="single" w:sz="4" w:space="0" w:color="1E2229"/>
+              <w:bottom w:val="single" w:sz="4" w:space="0" w:color="1E2229"/>
+              <w:right w:val="single" w:sz="4" w:space="0" w:color="1E2229"/>
+            </w:tcBorders>
+            <w:shd w:val="clear" w:color="auto" w:fill="000000"/>
+            <w:tcMar>
+              <w:top w:w="60" w:type="dxa"/>
+              <w:left w:w="240" w:type="dxa"/>
+              <w:bottom w:w="60" w:type="dxa"/>
+              <w:right w:w="240" w:type="dxa"/>
+            </w:tcMar>
+            <w:hideMark/>
+          </w:tcPr>
+          <w:p>
+            <w:r>
+              <w:t>Gumble</w:t>
+            </w:r>
+          </w:p>
+        </w:tc>
+        <w:tc>
+          <w:tcPr>
+            <w:tcW w:w="0" w:type="auto"/>
+            <w:tcBorders>
+              <w:top w:val="single" w:sz="4" w:space="0" w:color="1E2229"/>
+              <w:left w:val="single" w:sz="4" w:space="0" w:color="1E2229"/>
+              <w:bottom w:val="single" w:sz="4" w:space="0" w:color="1E2229"/>
+              <w:right w:val="single" w:sz="4" w:space="0" w:color="1E2229"/>
+            </w:tcBorders>
+            <w:shd w:val="clear" w:color="auto" w:fill="000000"/>
+            <w:tcMar>
+              <w:top w:w="60" w:type="dxa"/>
+              <w:left w:w="240" w:type="dxa"/>
+              <w:bottom w:w="60" w:type="dxa"/>
+              <w:right w:w="240" w:type="dxa"/>
+            </w:tcMar>
+            <w:hideMark/>
+          </w:tcPr>
+          <w:p>
+            <w:r>
+              <w:t>SFI</w:t>
+            </w:r>
+          </w:p>
+        </w:tc>
+        <w:tc>
+          <w:tcPr>
+            <w:tcW w:w="0" w:type="auto"/>
+            <w:tcBorders>
+              <w:top w:val="single" w:sz="4" w:space="0" w:color="1E2229"/>
+              <w:left w:val="single" w:sz="4" w:space="0" w:color="1E2229"/>
+              <w:bottom w:val="single" w:sz="4" w:space="0" w:color="1E2229"/>
+              <w:right w:val="single" w:sz="4" w:space="0" w:color="1E2229"/>
+            </w:tcBorders>
+            <w:shd w:val="clear" w:color="auto" w:fill="000000"/>
+            <w:tcMar>
+              <w:top w:w="60" w:type="dxa"/>
+              <w:left w:w="240" w:type="dxa"/>
+              <w:bottom w:w="60" w:type="dxa"/>
+              <w:right w:w="240" w:type="dxa"/>
+            </w:tcMar>
+            <w:hideMark/>
+          </w:tcPr>
+          <w:p>
+            <w:r>
+              <w:t>32000</w:t>
+            </w:r>
+          </w:p>
+        </w:tc>
+      </w:tr>
+    </w:tbl>
+    <w:p>
+      <w:pPr>
+        <w:spacing w:before="120" w:after="240"/>
+        <w:rPr>
+          <w:sz w:val="24"/>
+          <w:szCs w:val="24"/>
+          <w:lang w:val="en-US"/>
+        </w:rPr>
+      </w:pPr>
+      <w:r>
+        <w:rPr>
+          <w:sz w:val="24"/>
+          <w:szCs w:val="24"/>
+          <w:lang w:val="en-US"/>
+        </w:rPr>
+        <w:t xml:space="preserve"> </w:t>
+      </w:r>
+      <w:r>
+        <w:rPr>
+          <w:sz w:val="24"/>
+          <w:szCs w:val="24"/>
+          <w:lang w:val="en-US"/>
+        </w:rPr>
+        <w:t>It should return something like this:</w:t>
+      </w:r>
+    </w:p>
+    <w:p>
+      <w:pPr>
+        <w:rPr>
+          <w:lang w:val="en-US"/>
+        </w:rPr>
+      </w:pPr>
+    </w:p>
+    <w:p>
+      <w:pPr>
+        <w:rPr>
+          <w:lang w:val="en-US"/>
+        </w:rPr>
+      </w:pPr>
     </w:p>
     <w:p>
       <w:pPr>
@@ -1135,7 +2712,7 @@
     </w:p>
     <w:sectPr>
       <w:pgSz w:w="11906" w:h="16838"/>
-      <w:pgMar w:top="1417" w:right="1701" w:bottom="1417" w:left="1701" w:header="708" w:footer="708" w:gutter="0"/>
+      <w:pgMar w:top="720" w:right="720" w:bottom="720" w:left="720" w:header="708" w:footer="708" w:gutter="0"/>
       <w:cols w:space="708"/>
       <w:docGrid w:linePitch="360"/>
     </w:sectPr>

--- a/-foundations-data-data-everywhere/-.SQL.docx
+++ b/-foundations-data-data-everywhere/-.SQL.docx
@@ -6,17 +6,23 @@
       <w:pPr>
         <w:pStyle w:val="Heading1"/>
         <w:rPr>
-          <w:lang w:val="en-US"/>
-        </w:rPr>
-      </w:pPr>
-      <w:r>
-        <w:rPr>
+          <w:sz w:val="56"/>
+          <w:szCs w:val="56"/>
+          <w:lang w:val="en-US"/>
+        </w:rPr>
+      </w:pPr>
+      <w:r>
+        <w:rPr>
+          <w:sz w:val="56"/>
+          <w:szCs w:val="56"/>
           <w:lang w:val="en-US"/>
         </w:rPr>
         <w:t>SQL codes</w:t>
       </w:r>
       <w:r>
         <w:rPr>
+          <w:sz w:val="56"/>
+          <w:szCs w:val="56"/>
           <w:lang w:val="en-US"/>
         </w:rPr>
         <w:t xml:space="preserve"> and theory.</w:t>
@@ -85,7 +91,21 @@
         <w:rPr>
           <w:lang w:val="en-US"/>
         </w:rPr>
-        <w:t>a platform like BigQuery:</w:t>
+        <w:t xml:space="preserve">a platform like </w:t>
+      </w:r>
+      <w:proofErr w:type="spellStart"/>
+      <w:r>
+        <w:rPr>
+          <w:lang w:val="en-US"/>
+        </w:rPr>
+        <w:t>BigQuery</w:t>
+      </w:r>
+      <w:proofErr w:type="spellEnd"/>
+      <w:r>
+        <w:rPr>
+          <w:lang w:val="en-US"/>
+        </w:rPr>
+        <w:t>:</w:t>
       </w:r>
     </w:p>
     <w:p>
@@ -112,8 +132,18 @@
           <w:color w:val="D4D4D4"/>
           <w:lang w:val="en-US" w:eastAsia="pt-BR"/>
         </w:rPr>
-        <w:t> first_name</w:t>
-      </w:r>
+        <w:t> </w:t>
+      </w:r>
+      <w:proofErr w:type="spellStart"/>
+      <w:r>
+        <w:rPr>
+          <w:rFonts w:ascii="Consolas" w:eastAsia="Times New Roman" w:hAnsi="Consolas" w:cs="Times New Roman"/>
+          <w:color w:val="D4D4D4"/>
+          <w:lang w:val="en-US" w:eastAsia="pt-BR"/>
+        </w:rPr>
+        <w:t>first_name</w:t>
+      </w:r>
+      <w:proofErr w:type="spellEnd"/>
     </w:p>
     <w:p>
       <w:pPr>
@@ -139,7 +169,16 @@
           <w:color w:val="D4D4D4"/>
           <w:lang w:val="en-US" w:eastAsia="pt-BR"/>
         </w:rPr>
-        <w:t> customer_</w:t>
+        <w:t> </w:t>
+      </w:r>
+      <w:proofErr w:type="spellStart"/>
+      <w:r>
+        <w:rPr>
+          <w:rFonts w:ascii="Consolas" w:eastAsia="Times New Roman" w:hAnsi="Consolas" w:cs="Times New Roman"/>
+          <w:color w:val="D4D4D4"/>
+          <w:lang w:val="en-US" w:eastAsia="pt-BR"/>
+        </w:rPr>
+        <w:t>customer_</w:t>
       </w:r>
       <w:proofErr w:type="gramStart"/>
       <w:r>
@@ -175,6 +214,7 @@
         </w:rPr>
         <w:t>_name</w:t>
       </w:r>
+      <w:proofErr w:type="spellEnd"/>
     </w:p>
     <w:p>
       <w:pPr>
@@ -200,7 +240,25 @@
           <w:color w:val="D4D4D4"/>
           <w:lang w:val="en-US" w:eastAsia="pt-BR"/>
         </w:rPr>
-        <w:t> first_name </w:t>
+        <w:t> </w:t>
+      </w:r>
+      <w:proofErr w:type="spellStart"/>
+      <w:r>
+        <w:rPr>
+          <w:rFonts w:ascii="Consolas" w:eastAsia="Times New Roman" w:hAnsi="Consolas" w:cs="Times New Roman"/>
+          <w:color w:val="D4D4D4"/>
+          <w:lang w:val="en-US" w:eastAsia="pt-BR"/>
+        </w:rPr>
+        <w:t>first_name</w:t>
+      </w:r>
+      <w:proofErr w:type="spellEnd"/>
+      <w:r>
+        <w:rPr>
+          <w:rFonts w:ascii="Consolas" w:eastAsia="Times New Roman" w:hAnsi="Consolas" w:cs="Times New Roman"/>
+          <w:color w:val="D4D4D4"/>
+          <w:lang w:val="en-US" w:eastAsia="pt-BR"/>
+        </w:rPr>
+        <w:t> </w:t>
       </w:r>
       <w:r>
         <w:rPr>
@@ -318,8 +376,18 @@
           <w:color w:val="D4D4D4"/>
           <w:lang w:val="en-US" w:eastAsia="pt-BR"/>
         </w:rPr>
-        <w:t>    customer_id</w:t>
-      </w:r>
+        <w:t>    </w:t>
+      </w:r>
+      <w:proofErr w:type="spellStart"/>
+      <w:r>
+        <w:rPr>
+          <w:rFonts w:ascii="Consolas" w:eastAsia="Times New Roman" w:hAnsi="Consolas" w:cs="Times New Roman"/>
+          <w:color w:val="D4D4D4"/>
+          <w:lang w:val="en-US" w:eastAsia="pt-BR"/>
+        </w:rPr>
+        <w:t>customer_id</w:t>
+      </w:r>
+      <w:proofErr w:type="spellEnd"/>
       <w:r>
         <w:rPr>
           <w:rFonts w:ascii="Consolas" w:eastAsia="Times New Roman" w:hAnsi="Consolas" w:cs="Times New Roman"/>
@@ -345,8 +413,18 @@
           <w:color w:val="D4D4D4"/>
           <w:lang w:val="en-US" w:eastAsia="pt-BR"/>
         </w:rPr>
-        <w:t>    first_name</w:t>
-      </w:r>
+        <w:t>    </w:t>
+      </w:r>
+      <w:proofErr w:type="spellStart"/>
+      <w:r>
+        <w:rPr>
+          <w:rFonts w:ascii="Consolas" w:eastAsia="Times New Roman" w:hAnsi="Consolas" w:cs="Times New Roman"/>
+          <w:color w:val="D4D4D4"/>
+          <w:lang w:val="en-US" w:eastAsia="pt-BR"/>
+        </w:rPr>
+        <w:t>first_name</w:t>
+      </w:r>
+      <w:proofErr w:type="spellEnd"/>
       <w:r>
         <w:rPr>
           <w:rFonts w:ascii="Consolas" w:eastAsia="Times New Roman" w:hAnsi="Consolas" w:cs="Times New Roman"/>
@@ -372,8 +450,18 @@
           <w:color w:val="D4D4D4"/>
           <w:lang w:val="en-US" w:eastAsia="pt-BR"/>
         </w:rPr>
-        <w:t>    last_name</w:t>
-      </w:r>
+        <w:t>    </w:t>
+      </w:r>
+      <w:proofErr w:type="spellStart"/>
+      <w:r>
+        <w:rPr>
+          <w:rFonts w:ascii="Consolas" w:eastAsia="Times New Roman" w:hAnsi="Consolas" w:cs="Times New Roman"/>
+          <w:color w:val="D4D4D4"/>
+          <w:lang w:val="en-US" w:eastAsia="pt-BR"/>
+        </w:rPr>
+        <w:t>last_name</w:t>
+      </w:r>
+      <w:proofErr w:type="spellEnd"/>
     </w:p>
     <w:p>
       <w:pPr>
@@ -410,7 +498,16 @@
           <w:color w:val="D4D4D4"/>
           <w:lang w:val="en-US" w:eastAsia="pt-BR"/>
         </w:rPr>
-        <w:t>    customer_</w:t>
+        <w:t>    </w:t>
+      </w:r>
+      <w:proofErr w:type="spellStart"/>
+      <w:r>
+        <w:rPr>
+          <w:rFonts w:ascii="Consolas" w:eastAsia="Times New Roman" w:hAnsi="Consolas" w:cs="Times New Roman"/>
+          <w:color w:val="D4D4D4"/>
+          <w:lang w:val="en-US" w:eastAsia="pt-BR"/>
+        </w:rPr>
+        <w:t>customer_</w:t>
       </w:r>
       <w:proofErr w:type="gramStart"/>
       <w:r>
@@ -446,6 +543,7 @@
         </w:rPr>
         <w:t>_name</w:t>
       </w:r>
+      <w:proofErr w:type="spellEnd"/>
     </w:p>
     <w:p>
       <w:pPr>
@@ -484,7 +582,25 @@
           <w:color w:val="D4D4D4"/>
           <w:lang w:val="en-US" w:eastAsia="pt-BR"/>
         </w:rPr>
-        <w:t>    first_name </w:t>
+        <w:t>    </w:t>
+      </w:r>
+      <w:proofErr w:type="spellStart"/>
+      <w:r>
+        <w:rPr>
+          <w:rFonts w:ascii="Consolas" w:eastAsia="Times New Roman" w:hAnsi="Consolas" w:cs="Times New Roman"/>
+          <w:color w:val="D4D4D4"/>
+          <w:lang w:val="en-US" w:eastAsia="pt-BR"/>
+        </w:rPr>
+        <w:t>first_name</w:t>
+      </w:r>
+      <w:proofErr w:type="spellEnd"/>
+      <w:r>
+        <w:rPr>
+          <w:rFonts w:ascii="Consolas" w:eastAsia="Times New Roman" w:hAnsi="Consolas" w:cs="Times New Roman"/>
+          <w:color w:val="D4D4D4"/>
+          <w:lang w:val="en-US" w:eastAsia="pt-BR"/>
+        </w:rPr>
+        <w:t> </w:t>
       </w:r>
       <w:r>
         <w:rPr>
@@ -523,7 +639,21 @@
         <w:rPr>
           <w:lang w:val="en-US"/>
         </w:rPr>
-        <w:t xml:space="preserve">Here is a BigQuery example with multiple fields used in a </w:t>
+        <w:t xml:space="preserve">Here is a </w:t>
+      </w:r>
+      <w:proofErr w:type="spellStart"/>
+      <w:r>
+        <w:rPr>
+          <w:lang w:val="en-US"/>
+        </w:rPr>
+        <w:t>BigQuery</w:t>
+      </w:r>
+      <w:proofErr w:type="spellEnd"/>
+      <w:r>
+        <w:rPr>
+          <w:lang w:val="en-US"/>
+        </w:rPr>
+        <w:t xml:space="preserve"> example with multiple fields used in a </w:t>
       </w:r>
       <w:r>
         <w:rPr>
@@ -575,8 +705,18 @@
           <w:color w:val="D4D4D4"/>
           <w:lang w:val="en-US" w:eastAsia="pt-BR"/>
         </w:rPr>
-        <w:t>    customer_id</w:t>
-      </w:r>
+        <w:t>    </w:t>
+      </w:r>
+      <w:proofErr w:type="spellStart"/>
+      <w:r>
+        <w:rPr>
+          <w:rFonts w:ascii="Consolas" w:eastAsia="Times New Roman" w:hAnsi="Consolas" w:cs="Times New Roman"/>
+          <w:color w:val="D4D4D4"/>
+          <w:lang w:val="en-US" w:eastAsia="pt-BR"/>
+        </w:rPr>
+        <w:t>customer_id</w:t>
+      </w:r>
+      <w:proofErr w:type="spellEnd"/>
       <w:r>
         <w:rPr>
           <w:rFonts w:ascii="Consolas" w:eastAsia="Times New Roman" w:hAnsi="Consolas" w:cs="Times New Roman"/>
@@ -602,8 +742,18 @@
           <w:color w:val="D4D4D4"/>
           <w:lang w:val="en-US" w:eastAsia="pt-BR"/>
         </w:rPr>
-        <w:t>    first_name</w:t>
-      </w:r>
+        <w:t>    </w:t>
+      </w:r>
+      <w:proofErr w:type="spellStart"/>
+      <w:r>
+        <w:rPr>
+          <w:rFonts w:ascii="Consolas" w:eastAsia="Times New Roman" w:hAnsi="Consolas" w:cs="Times New Roman"/>
+          <w:color w:val="D4D4D4"/>
+          <w:lang w:val="en-US" w:eastAsia="pt-BR"/>
+        </w:rPr>
+        <w:t>first_name</w:t>
+      </w:r>
+      <w:proofErr w:type="spellEnd"/>
       <w:r>
         <w:rPr>
           <w:rFonts w:ascii="Consolas" w:eastAsia="Times New Roman" w:hAnsi="Consolas" w:cs="Times New Roman"/>
@@ -629,8 +779,18 @@
           <w:color w:val="D4D4D4"/>
           <w:lang w:val="en-US" w:eastAsia="pt-BR"/>
         </w:rPr>
-        <w:t>    last_name</w:t>
-      </w:r>
+        <w:t>    </w:t>
+      </w:r>
+      <w:proofErr w:type="spellStart"/>
+      <w:r>
+        <w:rPr>
+          <w:rFonts w:ascii="Consolas" w:eastAsia="Times New Roman" w:hAnsi="Consolas" w:cs="Times New Roman"/>
+          <w:color w:val="D4D4D4"/>
+          <w:lang w:val="en-US" w:eastAsia="pt-BR"/>
+        </w:rPr>
+        <w:t>last_name</w:t>
+      </w:r>
+      <w:proofErr w:type="spellEnd"/>
     </w:p>
     <w:p>
       <w:pPr>
@@ -667,7 +827,16 @@
           <w:color w:val="D4D4D4"/>
           <w:lang w:val="en-US" w:eastAsia="pt-BR"/>
         </w:rPr>
-        <w:t>    customer_</w:t>
+        <w:t>    </w:t>
+      </w:r>
+      <w:proofErr w:type="spellStart"/>
+      <w:r>
+        <w:rPr>
+          <w:rFonts w:ascii="Consolas" w:eastAsia="Times New Roman" w:hAnsi="Consolas" w:cs="Times New Roman"/>
+          <w:color w:val="D4D4D4"/>
+          <w:lang w:val="en-US" w:eastAsia="pt-BR"/>
+        </w:rPr>
+        <w:t>customer_</w:t>
       </w:r>
       <w:proofErr w:type="gramStart"/>
       <w:r>
@@ -703,6 +872,7 @@
         </w:rPr>
         <w:t>_name</w:t>
       </w:r>
+      <w:proofErr w:type="spellEnd"/>
     </w:p>
     <w:p>
       <w:pPr>
@@ -741,7 +911,25 @@
           <w:color w:val="D4D4D4"/>
           <w:lang w:val="en-US" w:eastAsia="pt-BR"/>
         </w:rPr>
-        <w:t>    customer_id </w:t>
+        <w:t>    </w:t>
+      </w:r>
+      <w:proofErr w:type="spellStart"/>
+      <w:r>
+        <w:rPr>
+          <w:rFonts w:ascii="Consolas" w:eastAsia="Times New Roman" w:hAnsi="Consolas" w:cs="Times New Roman"/>
+          <w:color w:val="D4D4D4"/>
+          <w:lang w:val="en-US" w:eastAsia="pt-BR"/>
+        </w:rPr>
+        <w:t>customer_id</w:t>
+      </w:r>
+      <w:proofErr w:type="spellEnd"/>
+      <w:r>
+        <w:rPr>
+          <w:rFonts w:ascii="Consolas" w:eastAsia="Times New Roman" w:hAnsi="Consolas" w:cs="Times New Roman"/>
+          <w:color w:val="D4D4D4"/>
+          <w:lang w:val="en-US" w:eastAsia="pt-BR"/>
+        </w:rPr>
+        <w:t> </w:t>
       </w:r>
       <w:r>
         <w:rPr>
@@ -800,7 +988,25 @@
           <w:color w:val="D4D4D4"/>
           <w:lang w:val="en-US" w:eastAsia="pt-BR"/>
         </w:rPr>
-        <w:t> first_name </w:t>
+        <w:t> </w:t>
+      </w:r>
+      <w:proofErr w:type="spellStart"/>
+      <w:r>
+        <w:rPr>
+          <w:rFonts w:ascii="Consolas" w:eastAsia="Times New Roman" w:hAnsi="Consolas" w:cs="Times New Roman"/>
+          <w:color w:val="D4D4D4"/>
+          <w:lang w:val="en-US" w:eastAsia="pt-BR"/>
+        </w:rPr>
+        <w:t>first_name</w:t>
+      </w:r>
+      <w:proofErr w:type="spellEnd"/>
+      <w:r>
+        <w:rPr>
+          <w:rFonts w:ascii="Consolas" w:eastAsia="Times New Roman" w:hAnsi="Consolas" w:cs="Times New Roman"/>
+          <w:color w:val="D4D4D4"/>
+          <w:lang w:val="en-US" w:eastAsia="pt-BR"/>
+        </w:rPr>
+        <w:t> </w:t>
       </w:r>
       <w:r>
         <w:rPr>
@@ -859,7 +1065,25 @@
           <w:color w:val="D4D4D4"/>
           <w:lang w:val="en-US" w:eastAsia="pt-BR"/>
         </w:rPr>
-        <w:t> last_name </w:t>
+        <w:t> </w:t>
+      </w:r>
+      <w:proofErr w:type="spellStart"/>
+      <w:r>
+        <w:rPr>
+          <w:rFonts w:ascii="Consolas" w:eastAsia="Times New Roman" w:hAnsi="Consolas" w:cs="Times New Roman"/>
+          <w:color w:val="D4D4D4"/>
+          <w:lang w:val="en-US" w:eastAsia="pt-BR"/>
+        </w:rPr>
+        <w:t>last_name</w:t>
+      </w:r>
+      <w:proofErr w:type="spellEnd"/>
+      <w:r>
+        <w:rPr>
+          <w:rFonts w:ascii="Consolas" w:eastAsia="Times New Roman" w:hAnsi="Consolas" w:cs="Times New Roman"/>
+          <w:color w:val="D4D4D4"/>
+          <w:lang w:val="en-US" w:eastAsia="pt-BR"/>
+        </w:rPr>
+        <w:t> </w:t>
       </w:r>
       <w:r>
         <w:rPr>
@@ -889,7 +1113,7 @@
     <w:p>
       <w:pPr>
         <w:pStyle w:val="Heading2"/>
-        <w:spacing w:before="240" w:after="240"/>
+        <w:spacing w:before="240" w:after="120"/>
         <w:ind w:right="57"/>
         <w:rPr>
           <w:sz w:val="26"/>
@@ -903,39 +1127,7 @@
           <w:szCs w:val="26"/>
           <w:lang w:val="en-US"/>
         </w:rPr>
-        <w:t>Some tables aren’t designed with descriptive enough naming conventions.</w:t>
-      </w:r>
-      <w:r>
-        <w:rPr>
-          <w:sz w:val="26"/>
-          <w:szCs w:val="26"/>
-          <w:lang w:val="en-US"/>
-        </w:rPr>
-        <w:t xml:space="preserve"> </w:t>
-      </w:r>
-      <w:r>
-        <w:rPr>
-          <w:sz w:val="26"/>
-          <w:szCs w:val="26"/>
-          <w:lang w:val="en-US"/>
-        </w:rPr>
-        <w:t>In these cases, you can place comments alongside your SQL to help you remember what the name represents.</w:t>
-      </w:r>
-      <w:r>
-        <w:rPr>
-          <w:sz w:val="26"/>
-          <w:szCs w:val="26"/>
-          <w:lang w:val="en-US"/>
-        </w:rPr>
-        <w:t xml:space="preserve"> </w:t>
-      </w:r>
-      <w:r>
-        <w:rPr>
-          <w:sz w:val="26"/>
-          <w:szCs w:val="26"/>
-          <w:lang w:val="en-US"/>
-        </w:rPr>
-        <w:t xml:space="preserve">Comments are text placed between certain characters, </w:t>
+        <w:t xml:space="preserve">Some tables aren’t designed with descriptive enough naming conventions. In these cases, you can place comments alongside your SQL to help you remember what the name represents. Comments are text placed between certain characters, </w:t>
       </w:r>
       <w:r>
         <w:rPr>
@@ -1062,8 +1254,18 @@
           <w:color w:val="D4D4D4"/>
           <w:lang w:val="en-US" w:eastAsia="pt-BR"/>
         </w:rPr>
-        <w:t>    customer_id</w:t>
-      </w:r>
+        <w:t>    </w:t>
+      </w:r>
+      <w:proofErr w:type="spellStart"/>
+      <w:r>
+        <w:rPr>
+          <w:rFonts w:ascii="Consolas" w:eastAsia="Times New Roman" w:hAnsi="Consolas" w:cs="Times New Roman"/>
+          <w:color w:val="D4D4D4"/>
+          <w:lang w:val="en-US" w:eastAsia="pt-BR"/>
+        </w:rPr>
+        <w:t>customer_id</w:t>
+      </w:r>
+      <w:proofErr w:type="spellEnd"/>
       <w:r>
         <w:rPr>
           <w:rFonts w:ascii="Consolas" w:eastAsia="Times New Roman" w:hAnsi="Consolas" w:cs="Times New Roman"/>
@@ -1086,8 +1288,18 @@
           <w:color w:val="608B4E"/>
           <w:lang w:val="en-US" w:eastAsia="pt-BR"/>
         </w:rPr>
-        <w:t>--main ID used to join with customer_addresss</w:t>
-      </w:r>
+        <w:t>--main ID used to join with </w:t>
+      </w:r>
+      <w:proofErr w:type="spellStart"/>
+      <w:r>
+        <w:rPr>
+          <w:rFonts w:ascii="Consolas" w:eastAsia="Times New Roman" w:hAnsi="Consolas" w:cs="Times New Roman"/>
+          <w:color w:val="608B4E"/>
+          <w:lang w:val="en-US" w:eastAsia="pt-BR"/>
+        </w:rPr>
+        <w:t>customer_addresss</w:t>
+      </w:r>
+      <w:proofErr w:type="spellEnd"/>
     </w:p>
     <w:p>
       <w:pPr>
@@ -1105,8 +1317,18 @@
           <w:color w:val="D4D4D4"/>
           <w:lang w:val="en-US" w:eastAsia="pt-BR"/>
         </w:rPr>
-        <w:t>    first_name</w:t>
-      </w:r>
+        <w:t>    </w:t>
+      </w:r>
+      <w:proofErr w:type="spellStart"/>
+      <w:r>
+        <w:rPr>
+          <w:rFonts w:ascii="Consolas" w:eastAsia="Times New Roman" w:hAnsi="Consolas" w:cs="Times New Roman"/>
+          <w:color w:val="D4D4D4"/>
+          <w:lang w:val="en-US" w:eastAsia="pt-BR"/>
+        </w:rPr>
+        <w:t>first_name</w:t>
+      </w:r>
+      <w:proofErr w:type="spellEnd"/>
       <w:r>
         <w:rPr>
           <w:rFonts w:ascii="Consolas" w:eastAsia="Times New Roman" w:hAnsi="Consolas" w:cs="Times New Roman"/>
@@ -1148,7 +1370,25 @@
           <w:color w:val="D4D4D4"/>
           <w:lang w:val="en-US" w:eastAsia="pt-BR"/>
         </w:rPr>
-        <w:t>    last_name </w:t>
+        <w:t>    </w:t>
+      </w:r>
+      <w:proofErr w:type="spellStart"/>
+      <w:r>
+        <w:rPr>
+          <w:rFonts w:ascii="Consolas" w:eastAsia="Times New Roman" w:hAnsi="Consolas" w:cs="Times New Roman"/>
+          <w:color w:val="D4D4D4"/>
+          <w:lang w:val="en-US" w:eastAsia="pt-BR"/>
+        </w:rPr>
+        <w:t>last_name</w:t>
+      </w:r>
+      <w:proofErr w:type="spellEnd"/>
+      <w:r>
+        <w:rPr>
+          <w:rFonts w:ascii="Consolas" w:eastAsia="Times New Roman" w:hAnsi="Consolas" w:cs="Times New Roman"/>
+          <w:color w:val="D4D4D4"/>
+          <w:lang w:val="en-US" w:eastAsia="pt-BR"/>
+        </w:rPr>
+        <w:t> </w:t>
       </w:r>
       <w:r>
         <w:rPr>
@@ -1194,7 +1434,16 @@
           <w:color w:val="D4D4D4"/>
           <w:lang w:val="en-US" w:eastAsia="pt-BR"/>
         </w:rPr>
-        <w:t>    customer_</w:t>
+        <w:t>    </w:t>
+      </w:r>
+      <w:proofErr w:type="spellStart"/>
+      <w:r>
+        <w:rPr>
+          <w:rFonts w:ascii="Consolas" w:eastAsia="Times New Roman" w:hAnsi="Consolas" w:cs="Times New Roman"/>
+          <w:color w:val="D4D4D4"/>
+          <w:lang w:val="en-US" w:eastAsia="pt-BR"/>
+        </w:rPr>
+        <w:t>customer_</w:t>
       </w:r>
       <w:proofErr w:type="gramStart"/>
       <w:r>
@@ -1230,6 +1479,7 @@
         </w:rPr>
         <w:t>_name</w:t>
       </w:r>
+      <w:proofErr w:type="spellEnd"/>
     </w:p>
     <w:p>
       <w:pPr>
@@ -1339,7 +1589,16 @@
           <w:color w:val="D4D4D4"/>
           <w:lang w:val="en-US" w:eastAsia="pt-BR"/>
         </w:rPr>
-        <w:t>    my_table_</w:t>
+        <w:t>    </w:t>
+      </w:r>
+      <w:proofErr w:type="spellStart"/>
+      <w:r>
+        <w:rPr>
+          <w:rFonts w:ascii="Consolas" w:eastAsia="Times New Roman" w:hAnsi="Consolas" w:cs="Times New Roman"/>
+          <w:color w:val="D4D4D4"/>
+          <w:lang w:val="en-US" w:eastAsia="pt-BR"/>
+        </w:rPr>
+        <w:t>my_table_</w:t>
       </w:r>
       <w:proofErr w:type="gramStart"/>
       <w:r>
@@ -1373,7 +1632,16 @@
           <w:color w:val="D4D4D4"/>
           <w:lang w:val="en-US" w:eastAsia="pt-BR"/>
         </w:rPr>
-        <w:t>_column_name </w:t>
+        <w:t>_column_name</w:t>
+      </w:r>
+      <w:proofErr w:type="spellEnd"/>
+      <w:r>
+        <w:rPr>
+          <w:rFonts w:ascii="Consolas" w:eastAsia="Times New Roman" w:hAnsi="Consolas" w:cs="Times New Roman"/>
+          <w:color w:val="D4D4D4"/>
+          <w:lang w:val="en-US" w:eastAsia="pt-BR"/>
+        </w:rPr>
+        <w:t> </w:t>
       </w:r>
       <w:r>
         <w:rPr>
@@ -1389,8 +1657,18 @@
           <w:color w:val="D4D4D4"/>
           <w:lang w:val="en-US" w:eastAsia="pt-BR"/>
         </w:rPr>
-        <w:t> my_column_alias</w:t>
-      </w:r>
+        <w:t> </w:t>
+      </w:r>
+      <w:proofErr w:type="spellStart"/>
+      <w:r>
+        <w:rPr>
+          <w:rFonts w:ascii="Consolas" w:eastAsia="Times New Roman" w:hAnsi="Consolas" w:cs="Times New Roman"/>
+          <w:color w:val="D4D4D4"/>
+          <w:lang w:val="en-US" w:eastAsia="pt-BR"/>
+        </w:rPr>
+        <w:t>my_column_alias</w:t>
+      </w:r>
+      <w:proofErr w:type="spellEnd"/>
     </w:p>
     <w:p>
       <w:pPr>
@@ -1427,7 +1705,25 @@
           <w:color w:val="D4D4D4"/>
           <w:lang w:val="en-US" w:eastAsia="pt-BR"/>
         </w:rPr>
-        <w:t>    actual_table_name </w:t>
+        <w:t>    </w:t>
+      </w:r>
+      <w:proofErr w:type="spellStart"/>
+      <w:r>
+        <w:rPr>
+          <w:rFonts w:ascii="Consolas" w:eastAsia="Times New Roman" w:hAnsi="Consolas" w:cs="Times New Roman"/>
+          <w:color w:val="D4D4D4"/>
+          <w:lang w:val="en-US" w:eastAsia="pt-BR"/>
+        </w:rPr>
+        <w:t>actual_table_name</w:t>
+      </w:r>
+      <w:proofErr w:type="spellEnd"/>
+      <w:r>
+        <w:rPr>
+          <w:rFonts w:ascii="Consolas" w:eastAsia="Times New Roman" w:hAnsi="Consolas" w:cs="Times New Roman"/>
+          <w:color w:val="D4D4D4"/>
+          <w:lang w:val="en-US" w:eastAsia="pt-BR"/>
+        </w:rPr>
+        <w:t> </w:t>
       </w:r>
       <w:r>
         <w:rPr>
@@ -1443,8 +1739,18 @@
           <w:color w:val="D4D4D4"/>
           <w:lang w:val="en-US" w:eastAsia="pt-BR"/>
         </w:rPr>
-        <w:t> my_table_alias</w:t>
-      </w:r>
+        <w:t> </w:t>
+      </w:r>
+      <w:proofErr w:type="spellStart"/>
+      <w:r>
+        <w:rPr>
+          <w:rFonts w:ascii="Consolas" w:eastAsia="Times New Roman" w:hAnsi="Consolas" w:cs="Times New Roman"/>
+          <w:color w:val="D4D4D4"/>
+          <w:lang w:val="en-US" w:eastAsia="pt-BR"/>
+        </w:rPr>
+        <w:t>my_table_alias</w:t>
+      </w:r>
+      <w:proofErr w:type="spellEnd"/>
     </w:p>
     <w:p>
       <w:pPr>
@@ -1682,7 +1988,25 @@
           <w:color w:val="D4D4D4"/>
           <w:lang w:val="en-US" w:eastAsia="pt-BR"/>
         </w:rPr>
-        <w:t>    jobCode </w:t>
+        <w:t>    </w:t>
+      </w:r>
+      <w:proofErr w:type="spellStart"/>
+      <w:r>
+        <w:rPr>
+          <w:rFonts w:ascii="Consolas" w:eastAsia="Times New Roman" w:hAnsi="Consolas" w:cs="Times New Roman"/>
+          <w:color w:val="D4D4D4"/>
+          <w:lang w:val="en-US" w:eastAsia="pt-BR"/>
+        </w:rPr>
+        <w:t>jobCode</w:t>
+      </w:r>
+      <w:proofErr w:type="spellEnd"/>
+      <w:r>
+        <w:rPr>
+          <w:rFonts w:ascii="Consolas" w:eastAsia="Times New Roman" w:hAnsi="Consolas" w:cs="Times New Roman"/>
+          <w:color w:val="D4D4D4"/>
+          <w:lang w:val="en-US" w:eastAsia="pt-BR"/>
+        </w:rPr>
+        <w:t> </w:t>
       </w:r>
       <w:r>
         <w:rPr>
@@ -1759,6 +2083,7 @@
                 <w:bCs/>
               </w:rPr>
             </w:pPr>
+            <w:proofErr w:type="spellStart"/>
             <w:r>
               <w:rPr>
                 <w:b/>
@@ -1766,6 +2091,7 @@
               </w:rPr>
               <w:t>empID</w:t>
             </w:r>
+            <w:proofErr w:type="spellEnd"/>
           </w:p>
         </w:tc>
         <w:tc>
@@ -1793,6 +2119,7 @@
                 <w:bCs/>
               </w:rPr>
             </w:pPr>
+            <w:proofErr w:type="spellStart"/>
             <w:r>
               <w:rPr>
                 <w:b/>
@@ -1800,6 +2127,7 @@
               </w:rPr>
               <w:t>firstName</w:t>
             </w:r>
+            <w:proofErr w:type="spellEnd"/>
           </w:p>
         </w:tc>
         <w:tc>
@@ -1827,6 +2155,7 @@
                 <w:bCs/>
               </w:rPr>
             </w:pPr>
+            <w:proofErr w:type="spellStart"/>
             <w:r>
               <w:rPr>
                 <w:b/>
@@ -1834,6 +2163,7 @@
               </w:rPr>
               <w:t>lastName</w:t>
             </w:r>
+            <w:proofErr w:type="spellEnd"/>
           </w:p>
         </w:tc>
         <w:tc>
@@ -1861,6 +2191,7 @@
                 <w:bCs/>
               </w:rPr>
             </w:pPr>
+            <w:proofErr w:type="spellStart"/>
             <w:r>
               <w:rPr>
                 <w:b/>
@@ -1868,6 +2199,7 @@
               </w:rPr>
               <w:t>jobCode</w:t>
             </w:r>
+            <w:proofErr w:type="spellEnd"/>
           </w:p>
         </w:tc>
         <w:tc>
@@ -1895,6 +2227,7 @@
                 <w:bCs/>
               </w:rPr>
             </w:pPr>
+            <w:proofErr w:type="spellStart"/>
             <w:r>
               <w:rPr>
                 <w:b/>
@@ -1902,6 +2235,7 @@
               </w:rPr>
               <w:t>salary</w:t>
             </w:r>
+            <w:proofErr w:type="spellEnd"/>
           </w:p>
         </w:tc>
       </w:tr>
@@ -2476,9 +2810,11 @@
             <w:hideMark/>
           </w:tcPr>
           <w:p>
+            <w:proofErr w:type="spellStart"/>
             <w:r>
               <w:t>Flanders</w:t>
             </w:r>
+            <w:proofErr w:type="spellEnd"/>
           </w:p>
         </w:tc>
         <w:tc>
@@ -2601,9 +2937,11 @@
             <w:hideMark/>
           </w:tcPr>
           <w:p>
+            <w:proofErr w:type="spellStart"/>
             <w:r>
               <w:t>Gumble</w:t>
             </w:r>
+            <w:proofErr w:type="spellEnd"/>
           </w:p>
         </w:tc>
         <w:tc>
@@ -3449,6 +3787,7 @@
   <w:style w:type="character" w:default="1" w:styleId="DefaultParagraphFont">
     <w:name w:val="Default Paragraph Font"/>
     <w:uiPriority w:val="1"/>
+    <w:semiHidden/>
     <w:unhideWhenUsed/>
   </w:style>
   <w:style w:type="table" w:default="1" w:styleId="TableNormal">
